--- a/Tesi documento.docx
+++ b/Tesi documento.docx
@@ -6,7 +6,7 @@
       <w:pPr>
         <w:spacing w:after="0" w:line="240" w:lineRule="auto"/>
         <w:rPr>
-          <w:rFonts w:eastAsia="Times New Roman" w:cs="Segoe UI"/>
+          <w:rFonts w:ascii="Arial" w:eastAsia="Times New Roman" w:hAnsi="Arial" w:cs="Arial"/>
           <w:b/>
           <w:bCs/>
           <w:kern w:val="0"/>
@@ -18,7 +18,7 @@
       </w:pPr>
       <w:r>
         <w:rPr>
-          <w:rFonts w:eastAsia="Times New Roman" w:cs="Segoe UI"/>
+          <w:rFonts w:ascii="Arial" w:eastAsia="Times New Roman" w:hAnsi="Arial" w:cs="Arial"/>
           <w:b/>
           <w:bCs/>
           <w:kern w:val="0"/>
@@ -34,7 +34,7 @@
       <w:pPr>
         <w:spacing w:after="0" w:line="240" w:lineRule="auto"/>
         <w:rPr>
-          <w:rFonts w:eastAsia="Times New Roman" w:cs="Segoe UI"/>
+          <w:rFonts w:ascii="Arial" w:eastAsia="Times New Roman" w:hAnsi="Arial" w:cs="Arial"/>
           <w:kern w:val="0"/>
           <w:sz w:val="28"/>
           <w:szCs w:val="28"/>
@@ -44,7 +44,7 @@
       </w:pPr>
       <w:r>
         <w:rPr>
-          <w:rFonts w:eastAsia="Times New Roman" w:cs="Segoe UI"/>
+          <w:rFonts w:ascii="Arial" w:eastAsia="Times New Roman" w:hAnsi="Arial" w:cs="Arial"/>
           <w:kern w:val="0"/>
           <w:sz w:val="28"/>
           <w:szCs w:val="28"/>
@@ -55,7 +55,7 @@
       </w:r>
       <w:r>
         <w:rPr>
-          <w:rFonts w:eastAsia="Times New Roman" w:cs="Segoe UI"/>
+          <w:rFonts w:ascii="Arial" w:eastAsia="Times New Roman" w:hAnsi="Arial" w:cs="Arial"/>
           <w:kern w:val="0"/>
           <w:sz w:val="28"/>
           <w:szCs w:val="28"/>
@@ -66,7 +66,7 @@
       </w:r>
       <w:r>
         <w:rPr>
-          <w:rFonts w:eastAsia="Times New Roman" w:cs="Segoe UI"/>
+          <w:rFonts w:ascii="Arial" w:eastAsia="Times New Roman" w:hAnsi="Arial" w:cs="Arial"/>
           <w:kern w:val="0"/>
           <w:sz w:val="28"/>
           <w:szCs w:val="28"/>
@@ -80,17 +80,17 @@
       <w:pPr>
         <w:spacing w:after="0" w:line="240" w:lineRule="auto"/>
         <w:rPr>
-          <w:rFonts w:eastAsia="Times New Roman" w:cs="Segoe UI"/>
-          <w:kern w:val="0"/>
-          <w:sz w:val="20"/>
-          <w:szCs w:val="20"/>
-          <w:lang w:eastAsia="it-IT"/>
-          <w14:ligatures w14:val="none"/>
-        </w:rPr>
-      </w:pPr>
-      <w:r>
-        <w:rPr>
-          <w:rFonts w:eastAsia="Times New Roman" w:cs="Segoe UI"/>
+          <w:rFonts w:ascii="Arial" w:eastAsia="Times New Roman" w:hAnsi="Arial" w:cs="Arial"/>
+          <w:kern w:val="0"/>
+          <w:sz w:val="20"/>
+          <w:szCs w:val="20"/>
+          <w:lang w:eastAsia="it-IT"/>
+          <w14:ligatures w14:val="none"/>
+        </w:rPr>
+      </w:pPr>
+      <w:r>
+        <w:rPr>
+          <w:rFonts w:ascii="Arial" w:eastAsia="Times New Roman" w:hAnsi="Arial" w:cs="Arial"/>
           <w:kern w:val="0"/>
           <w:sz w:val="20"/>
           <w:szCs w:val="20"/>
@@ -104,17 +104,17 @@
       <w:pPr>
         <w:spacing w:after="0" w:line="240" w:lineRule="auto"/>
         <w:rPr>
-          <w:rFonts w:eastAsia="Times New Roman" w:cs="Segoe UI"/>
-          <w:kern w:val="0"/>
-          <w:sz w:val="20"/>
-          <w:szCs w:val="20"/>
-          <w:lang w:eastAsia="it-IT"/>
-          <w14:ligatures w14:val="none"/>
-        </w:rPr>
-      </w:pPr>
-      <w:r>
-        <w:rPr>
-          <w:rFonts w:eastAsia="Times New Roman" w:cs="Segoe UI"/>
+          <w:rFonts w:ascii="Arial" w:eastAsia="Times New Roman" w:hAnsi="Arial" w:cs="Arial"/>
+          <w:kern w:val="0"/>
+          <w:sz w:val="20"/>
+          <w:szCs w:val="20"/>
+          <w:lang w:eastAsia="it-IT"/>
+          <w14:ligatures w14:val="none"/>
+        </w:rPr>
+      </w:pPr>
+      <w:r>
+        <w:rPr>
+          <w:rFonts w:ascii="Arial" w:eastAsia="Times New Roman" w:hAnsi="Arial" w:cs="Arial"/>
           <w:kern w:val="0"/>
           <w:sz w:val="20"/>
           <w:szCs w:val="20"/>
@@ -128,17 +128,17 @@
       <w:pPr>
         <w:spacing w:after="0" w:line="240" w:lineRule="auto"/>
         <w:rPr>
-          <w:rFonts w:eastAsia="Times New Roman" w:cs="Segoe UI"/>
-          <w:kern w:val="0"/>
-          <w:sz w:val="20"/>
-          <w:szCs w:val="20"/>
-          <w:lang w:eastAsia="it-IT"/>
-          <w14:ligatures w14:val="none"/>
-        </w:rPr>
-      </w:pPr>
-      <w:r>
-        <w:rPr>
-          <w:rFonts w:eastAsia="Times New Roman" w:cs="Segoe UI"/>
+          <w:rFonts w:ascii="Arial" w:eastAsia="Times New Roman" w:hAnsi="Arial" w:cs="Arial"/>
+          <w:kern w:val="0"/>
+          <w:sz w:val="20"/>
+          <w:szCs w:val="20"/>
+          <w:lang w:eastAsia="it-IT"/>
+          <w14:ligatures w14:val="none"/>
+        </w:rPr>
+      </w:pPr>
+      <w:r>
+        <w:rPr>
+          <w:rFonts w:ascii="Arial" w:eastAsia="Times New Roman" w:hAnsi="Arial" w:cs="Arial"/>
           <w:kern w:val="0"/>
           <w:sz w:val="20"/>
           <w:szCs w:val="20"/>
@@ -152,7 +152,7 @@
       <w:pPr>
         <w:spacing w:after="0" w:line="240" w:lineRule="auto"/>
         <w:rPr>
-          <w:rFonts w:eastAsia="Times New Roman" w:cs="Segoe UI"/>
+          <w:rFonts w:ascii="Arial" w:eastAsia="Times New Roman" w:hAnsi="Arial" w:cs="Arial"/>
           <w:kern w:val="0"/>
           <w:sz w:val="28"/>
           <w:szCs w:val="28"/>
@@ -162,7 +162,7 @@
       </w:pPr>
       <w:r>
         <w:rPr>
-          <w:rFonts w:eastAsia="Times New Roman" w:cs="Segoe UI"/>
+          <w:rFonts w:ascii="Arial" w:eastAsia="Times New Roman" w:hAnsi="Arial" w:cs="Arial"/>
           <w:kern w:val="0"/>
           <w:sz w:val="28"/>
           <w:szCs w:val="28"/>
@@ -173,7 +173,7 @@
       </w:r>
       <w:r>
         <w:rPr>
-          <w:rFonts w:eastAsia="Times New Roman" w:cs="Segoe UI"/>
+          <w:rFonts w:ascii="Arial" w:eastAsia="Times New Roman" w:hAnsi="Arial" w:cs="Arial"/>
           <w:kern w:val="0"/>
           <w:sz w:val="28"/>
           <w:szCs w:val="28"/>
@@ -184,7 +184,7 @@
       </w:r>
       <w:r>
         <w:rPr>
-          <w:rFonts w:eastAsia="Times New Roman" w:cs="Segoe UI"/>
+          <w:rFonts w:ascii="Arial" w:eastAsia="Times New Roman" w:hAnsi="Arial" w:cs="Arial"/>
           <w:kern w:val="0"/>
           <w:sz w:val="28"/>
           <w:szCs w:val="28"/>
@@ -198,41 +198,65 @@
       <w:pPr>
         <w:spacing w:after="0" w:line="240" w:lineRule="auto"/>
         <w:rPr>
-          <w:rFonts w:eastAsia="Times New Roman" w:cs="Segoe UI"/>
-          <w:kern w:val="0"/>
-          <w:sz w:val="20"/>
-          <w:szCs w:val="20"/>
-          <w:lang w:eastAsia="it-IT"/>
-          <w14:ligatures w14:val="none"/>
-        </w:rPr>
-      </w:pPr>
-      <w:r>
-        <w:rPr>
-          <w:rFonts w:eastAsia="Times New Roman" w:cs="Segoe UI"/>
-          <w:kern w:val="0"/>
-          <w:sz w:val="20"/>
-          <w:szCs w:val="20"/>
-          <w:lang w:eastAsia="it-IT"/>
-          <w14:ligatures w14:val="none"/>
-        </w:rPr>
-        <w:t>1.1 Contesto e motivazione — genesi del progetto FleetManager (Ingegneria del Software)</w:t>
+          <w:rFonts w:ascii="Arial" w:eastAsia="Times New Roman" w:hAnsi="Arial" w:cs="Arial"/>
+          <w:kern w:val="0"/>
+          <w:sz w:val="20"/>
+          <w:szCs w:val="20"/>
+          <w:lang w:eastAsia="it-IT"/>
+          <w14:ligatures w14:val="none"/>
+        </w:rPr>
+      </w:pPr>
+      <w:r>
+        <w:rPr>
+          <w:rFonts w:ascii="Arial" w:eastAsia="Times New Roman" w:hAnsi="Arial" w:cs="Arial"/>
+          <w:kern w:val="0"/>
+          <w:sz w:val="20"/>
+          <w:szCs w:val="20"/>
+          <w:lang w:eastAsia="it-IT"/>
+          <w14:ligatures w14:val="none"/>
+        </w:rPr>
+        <w:t xml:space="preserve">1.1 Contesto e motivazione — genesi del progetto </w:t>
+      </w:r>
+      <w:proofErr w:type="spellStart"/>
+      <w:r>
+        <w:rPr>
+          <w:rFonts w:ascii="Arial" w:eastAsia="Times New Roman" w:hAnsi="Arial" w:cs="Arial"/>
+          <w:kern w:val="0"/>
+          <w:sz w:val="20"/>
+          <w:szCs w:val="20"/>
+          <w:lang w:eastAsia="it-IT"/>
+          <w14:ligatures w14:val="none"/>
+        </w:rPr>
+        <w:t>FleetManager</w:t>
+      </w:r>
+      <w:proofErr w:type="spellEnd"/>
+      <w:r>
+        <w:rPr>
+          <w:rFonts w:ascii="Arial" w:eastAsia="Times New Roman" w:hAnsi="Arial" w:cs="Arial"/>
+          <w:kern w:val="0"/>
+          <w:sz w:val="20"/>
+          <w:szCs w:val="20"/>
+          <w:lang w:eastAsia="it-IT"/>
+          <w14:ligatures w14:val="none"/>
+        </w:rPr>
+        <w:t xml:space="preserve"> (Ingegneria del Software)</w:t>
       </w:r>
     </w:p>
     <w:p>
       <w:pPr>
         <w:spacing w:after="0" w:line="240" w:lineRule="auto"/>
         <w:rPr>
-          <w:rFonts w:eastAsia="Times New Roman" w:cs="Segoe UI"/>
-          <w:kern w:val="0"/>
-          <w:sz w:val="20"/>
-          <w:szCs w:val="20"/>
-          <w:lang w:eastAsia="it-IT"/>
-          <w14:ligatures w14:val="none"/>
-        </w:rPr>
-      </w:pPr>
-      <w:r>
-        <w:rPr>
-          <w:rFonts w:eastAsia="Times New Roman" w:cs="Segoe UI"/>
+          <w:rFonts w:ascii="Arial" w:eastAsia="Times New Roman" w:hAnsi="Arial" w:cs="Arial"/>
+          <w:kern w:val="0"/>
+          <w:sz w:val="20"/>
+          <w:szCs w:val="20"/>
+          <w:lang w:eastAsia="it-IT"/>
+          <w14:ligatures w14:val="none"/>
+        </w:rPr>
+      </w:pPr>
+      <w:r>
+        <w:rPr>
+          <w:rFonts w:ascii="Arial" w:eastAsia="Times New Roman" w:hAnsi="Arial" w:cs="Arial"/>
           <w:kern w:val="0"/>
           <w:sz w:val="20"/>
           <w:szCs w:val="20"/>
@@ -243,7 +267,7 @@
       </w:r>
       <w:r>
         <w:rPr>
-          <w:rFonts w:eastAsia="Times New Roman" w:cs="Segoe UI"/>
+          <w:rFonts w:ascii="Arial" w:eastAsia="Times New Roman" w:hAnsi="Arial" w:cs="Arial"/>
           <w:kern w:val="0"/>
           <w:sz w:val="20"/>
           <w:szCs w:val="20"/>
@@ -254,55 +278,92 @@
       </w:r>
       <w:r>
         <w:rPr>
-          <w:rFonts w:eastAsia="Times New Roman" w:cs="Segoe UI"/>
-          <w:kern w:val="0"/>
-          <w:sz w:val="20"/>
-          <w:szCs w:val="20"/>
-          <w:lang w:eastAsia="it-IT"/>
-          <w14:ligatures w14:val="none"/>
-        </w:rPr>
-        <w:t>Java/JavaFX — portabilità, UX, architettura scolastica</w:t>
+          <w:rFonts w:ascii="Arial" w:eastAsia="Times New Roman" w:hAnsi="Arial" w:cs="Arial"/>
+          <w:kern w:val="0"/>
+          <w:sz w:val="20"/>
+          <w:szCs w:val="20"/>
+          <w:lang w:eastAsia="it-IT"/>
+          <w14:ligatures w14:val="none"/>
+        </w:rPr>
+        <w:t>Java/</w:t>
+      </w:r>
+      <w:proofErr w:type="spellStart"/>
+      <w:r>
+        <w:rPr>
+          <w:rFonts w:ascii="Arial" w:eastAsia="Times New Roman" w:hAnsi="Arial" w:cs="Arial"/>
+          <w:kern w:val="0"/>
+          <w:sz w:val="20"/>
+          <w:szCs w:val="20"/>
+          <w:lang w:eastAsia="it-IT"/>
+          <w14:ligatures w14:val="none"/>
+        </w:rPr>
+        <w:t>JavaFX</w:t>
+      </w:r>
+      <w:proofErr w:type="spellEnd"/>
+      <w:r>
+        <w:rPr>
+          <w:rFonts w:ascii="Arial" w:eastAsia="Times New Roman" w:hAnsi="Arial" w:cs="Arial"/>
+          <w:kern w:val="0"/>
+          <w:sz w:val="20"/>
+          <w:szCs w:val="20"/>
+          <w:lang w:eastAsia="it-IT"/>
+          <w14:ligatures w14:val="none"/>
+        </w:rPr>
+        <w:t xml:space="preserve"> — portabilità, UX, architettura scolastica</w:t>
       </w:r>
     </w:p>
     <w:p>
       <w:pPr>
         <w:spacing w:after="0" w:line="240" w:lineRule="auto"/>
         <w:rPr>
-          <w:rFonts w:eastAsia="Times New Roman" w:cs="Segoe UI"/>
-          <w:kern w:val="0"/>
-          <w:sz w:val="20"/>
-          <w:szCs w:val="20"/>
-          <w:lang w:eastAsia="it-IT"/>
-          <w14:ligatures w14:val="none"/>
-        </w:rPr>
-      </w:pPr>
-      <w:r>
-        <w:rPr>
-          <w:rFonts w:eastAsia="Times New Roman" w:cs="Segoe UI"/>
-          <w:kern w:val="0"/>
-          <w:sz w:val="20"/>
-          <w:szCs w:val="20"/>
-          <w:lang w:eastAsia="it-IT"/>
-          <w14:ligatures w14:val="none"/>
-        </w:rPr>
-        <w:t>1.3 Obiettivo della tesi — sviluppo cross-platform con Flutter + Supabase</w:t>
-      </w:r>
+          <w:rFonts w:ascii="Arial" w:eastAsia="Times New Roman" w:hAnsi="Arial" w:cs="Arial"/>
+          <w:kern w:val="0"/>
+          <w:sz w:val="20"/>
+          <w:szCs w:val="20"/>
+          <w:lang w:eastAsia="it-IT"/>
+          <w14:ligatures w14:val="none"/>
+        </w:rPr>
+      </w:pPr>
+      <w:r>
+        <w:rPr>
+          <w:rFonts w:ascii="Arial" w:eastAsia="Times New Roman" w:hAnsi="Arial" w:cs="Arial"/>
+          <w:kern w:val="0"/>
+          <w:sz w:val="20"/>
+          <w:szCs w:val="20"/>
+          <w:lang w:eastAsia="it-IT"/>
+          <w14:ligatures w14:val="none"/>
+        </w:rPr>
+        <w:t xml:space="preserve">1.3 Obiettivo della tesi — sviluppo cross-platform con Flutter + </w:t>
+      </w:r>
+      <w:proofErr w:type="spellStart"/>
+      <w:r>
+        <w:rPr>
+          <w:rFonts w:ascii="Arial" w:eastAsia="Times New Roman" w:hAnsi="Arial" w:cs="Arial"/>
+          <w:kern w:val="0"/>
+          <w:sz w:val="20"/>
+          <w:szCs w:val="20"/>
+          <w:lang w:eastAsia="it-IT"/>
+          <w14:ligatures w14:val="none"/>
+        </w:rPr>
+        <w:t>Supabase</w:t>
+      </w:r>
+      <w:proofErr w:type="spellEnd"/>
     </w:p>
     <w:p>
       <w:pPr>
         <w:spacing w:after="0" w:line="240" w:lineRule="auto"/>
         <w:rPr>
-          <w:rFonts w:eastAsia="Times New Roman" w:cs="Segoe UI"/>
-          <w:kern w:val="0"/>
-          <w:sz w:val="20"/>
-          <w:szCs w:val="20"/>
-          <w:lang w:eastAsia="it-IT"/>
-          <w14:ligatures w14:val="none"/>
-        </w:rPr>
-      </w:pPr>
-      <w:r>
-        <w:rPr>
-          <w:rFonts w:eastAsia="Times New Roman" w:cs="Segoe UI"/>
+          <w:rFonts w:ascii="Arial" w:eastAsia="Times New Roman" w:hAnsi="Arial" w:cs="Arial"/>
+          <w:kern w:val="0"/>
+          <w:sz w:val="20"/>
+          <w:szCs w:val="20"/>
+          <w:lang w:eastAsia="it-IT"/>
+          <w14:ligatures w14:val="none"/>
+        </w:rPr>
+      </w:pPr>
+      <w:r>
+        <w:rPr>
+          <w:rFonts w:ascii="Arial" w:eastAsia="Times New Roman" w:hAnsi="Arial" w:cs="Arial"/>
           <w:kern w:val="0"/>
           <w:sz w:val="20"/>
           <w:szCs w:val="20"/>
@@ -316,7 +377,7 @@
       <w:pPr>
         <w:spacing w:after="0" w:line="240" w:lineRule="auto"/>
         <w:rPr>
-          <w:rFonts w:eastAsia="Times New Roman" w:cs="Segoe UI"/>
+          <w:rFonts w:ascii="Arial" w:eastAsia="Times New Roman" w:hAnsi="Arial" w:cs="Arial"/>
           <w:kern w:val="0"/>
           <w:sz w:val="28"/>
           <w:szCs w:val="28"/>
@@ -326,7 +387,7 @@
       </w:pPr>
       <w:r>
         <w:rPr>
-          <w:rFonts w:eastAsia="Times New Roman" w:cs="Segoe UI"/>
+          <w:rFonts w:ascii="Arial" w:eastAsia="Times New Roman" w:hAnsi="Arial" w:cs="Arial"/>
           <w:kern w:val="0"/>
           <w:sz w:val="28"/>
           <w:szCs w:val="28"/>
@@ -337,7 +398,7 @@
       </w:r>
       <w:r>
         <w:rPr>
-          <w:rFonts w:eastAsia="Times New Roman" w:cs="Segoe UI"/>
+          <w:rFonts w:ascii="Arial" w:eastAsia="Times New Roman" w:hAnsi="Arial" w:cs="Arial"/>
           <w:kern w:val="0"/>
           <w:sz w:val="28"/>
           <w:szCs w:val="28"/>
@@ -348,7 +409,7 @@
       </w:r>
       <w:r>
         <w:rPr>
-          <w:rFonts w:eastAsia="Times New Roman" w:cs="Segoe UI"/>
+          <w:rFonts w:ascii="Arial" w:eastAsia="Times New Roman" w:hAnsi="Arial" w:cs="Arial"/>
           <w:kern w:val="0"/>
           <w:sz w:val="28"/>
           <w:szCs w:val="28"/>
@@ -362,17 +423,17 @@
       <w:pPr>
         <w:spacing w:after="0" w:line="240" w:lineRule="auto"/>
         <w:rPr>
-          <w:rFonts w:eastAsia="Times New Roman" w:cs="Segoe UI"/>
-          <w:kern w:val="0"/>
-          <w:sz w:val="20"/>
-          <w:szCs w:val="20"/>
-          <w:lang w:eastAsia="it-IT"/>
-          <w14:ligatures w14:val="none"/>
-        </w:rPr>
-      </w:pPr>
-      <w:r>
-        <w:rPr>
-          <w:rFonts w:eastAsia="Times New Roman" w:cs="Segoe UI"/>
+          <w:rFonts w:ascii="Arial" w:eastAsia="Times New Roman" w:hAnsi="Arial" w:cs="Arial"/>
+          <w:kern w:val="0"/>
+          <w:sz w:val="20"/>
+          <w:szCs w:val="20"/>
+          <w:lang w:eastAsia="it-IT"/>
+          <w14:ligatures w14:val="none"/>
+        </w:rPr>
+      </w:pPr>
+      <w:r>
+        <w:rPr>
+          <w:rFonts w:ascii="Arial" w:eastAsia="Times New Roman" w:hAnsi="Arial" w:cs="Arial"/>
           <w:kern w:val="0"/>
           <w:sz w:val="20"/>
           <w:szCs w:val="20"/>
@@ -386,17 +447,17 @@
       <w:pPr>
         <w:spacing w:after="0" w:line="240" w:lineRule="auto"/>
         <w:rPr>
-          <w:rFonts w:eastAsia="Times New Roman" w:cs="Segoe UI"/>
-          <w:kern w:val="0"/>
-          <w:sz w:val="20"/>
-          <w:szCs w:val="20"/>
-          <w:lang w:eastAsia="it-IT"/>
-          <w14:ligatures w14:val="none"/>
-        </w:rPr>
-      </w:pPr>
-      <w:r>
-        <w:rPr>
-          <w:rFonts w:eastAsia="Times New Roman" w:cs="Segoe UI"/>
+          <w:rFonts w:ascii="Arial" w:eastAsia="Times New Roman" w:hAnsi="Arial" w:cs="Arial"/>
+          <w:kern w:val="0"/>
+          <w:sz w:val="20"/>
+          <w:szCs w:val="20"/>
+          <w:lang w:eastAsia="it-IT"/>
+          <w14:ligatures w14:val="none"/>
+        </w:rPr>
+      </w:pPr>
+      <w:r>
+        <w:rPr>
+          <w:rFonts w:ascii="Arial" w:eastAsia="Times New Roman" w:hAnsi="Arial" w:cs="Arial"/>
           <w:kern w:val="0"/>
           <w:sz w:val="20"/>
           <w:szCs w:val="20"/>
@@ -410,41 +471,65 @@
       <w:pPr>
         <w:spacing w:after="0" w:line="240" w:lineRule="auto"/>
         <w:rPr>
-          <w:rFonts w:eastAsia="Times New Roman" w:cs="Segoe UI"/>
-          <w:kern w:val="0"/>
-          <w:sz w:val="20"/>
-          <w:szCs w:val="20"/>
-          <w:lang w:eastAsia="it-IT"/>
-          <w14:ligatures w14:val="none"/>
-        </w:rPr>
-      </w:pPr>
-      <w:r>
-        <w:rPr>
-          <w:rFonts w:eastAsia="Times New Roman" w:cs="Segoe UI"/>
-          <w:kern w:val="0"/>
-          <w:sz w:val="20"/>
-          <w:szCs w:val="20"/>
-          <w:lang w:eastAsia="it-IT"/>
-          <w14:ligatures w14:val="none"/>
-        </w:rPr>
-        <w:t>2.3 Use Case Diagram — attori (Driver, Manager) e casi d'uso</w:t>
+          <w:rFonts w:ascii="Arial" w:eastAsia="Times New Roman" w:hAnsi="Arial" w:cs="Arial"/>
+          <w:kern w:val="0"/>
+          <w:sz w:val="20"/>
+          <w:szCs w:val="20"/>
+          <w:lang w:eastAsia="it-IT"/>
+          <w14:ligatures w14:val="none"/>
+        </w:rPr>
+      </w:pPr>
+      <w:r>
+        <w:rPr>
+          <w:rFonts w:ascii="Arial" w:eastAsia="Times New Roman" w:hAnsi="Arial" w:cs="Arial"/>
+          <w:kern w:val="0"/>
+          <w:sz w:val="20"/>
+          <w:szCs w:val="20"/>
+          <w:lang w:eastAsia="it-IT"/>
+          <w14:ligatures w14:val="none"/>
+        </w:rPr>
+        <w:t xml:space="preserve">2.3 Use Case </w:t>
+      </w:r>
+      <w:proofErr w:type="spellStart"/>
+      <w:r>
+        <w:rPr>
+          <w:rFonts w:ascii="Arial" w:eastAsia="Times New Roman" w:hAnsi="Arial" w:cs="Arial"/>
+          <w:kern w:val="0"/>
+          <w:sz w:val="20"/>
+          <w:szCs w:val="20"/>
+          <w:lang w:eastAsia="it-IT"/>
+          <w14:ligatures w14:val="none"/>
+        </w:rPr>
+        <w:t>Diagram</w:t>
+      </w:r>
+      <w:proofErr w:type="spellEnd"/>
+      <w:r>
+        <w:rPr>
+          <w:rFonts w:ascii="Arial" w:eastAsia="Times New Roman" w:hAnsi="Arial" w:cs="Arial"/>
+          <w:kern w:val="0"/>
+          <w:sz w:val="20"/>
+          <w:szCs w:val="20"/>
+          <w:lang w:eastAsia="it-IT"/>
+          <w14:ligatures w14:val="none"/>
+        </w:rPr>
+        <w:t xml:space="preserve"> — attori (Driver, Manager) e casi d'uso</w:t>
       </w:r>
     </w:p>
     <w:p>
       <w:pPr>
         <w:spacing w:after="0" w:line="240" w:lineRule="auto"/>
         <w:rPr>
-          <w:rFonts w:eastAsia="Times New Roman" w:cs="Segoe UI"/>
-          <w:kern w:val="0"/>
-          <w:sz w:val="20"/>
-          <w:szCs w:val="20"/>
-          <w:lang w:eastAsia="it-IT"/>
-          <w14:ligatures w14:val="none"/>
-        </w:rPr>
-      </w:pPr>
-      <w:r>
-        <w:rPr>
-          <w:rFonts w:eastAsia="Times New Roman" w:cs="Segoe UI"/>
+          <w:rFonts w:ascii="Arial" w:eastAsia="Times New Roman" w:hAnsi="Arial" w:cs="Arial"/>
+          <w:kern w:val="0"/>
+          <w:sz w:val="20"/>
+          <w:szCs w:val="20"/>
+          <w:lang w:eastAsia="it-IT"/>
+          <w14:ligatures w14:val="none"/>
+        </w:rPr>
+      </w:pPr>
+      <w:r>
+        <w:rPr>
+          <w:rFonts w:ascii="Arial" w:eastAsia="Times New Roman" w:hAnsi="Arial" w:cs="Arial"/>
           <w:kern w:val="0"/>
           <w:sz w:val="20"/>
           <w:szCs w:val="20"/>
@@ -458,7 +543,7 @@
       <w:pPr>
         <w:spacing w:after="0" w:line="240" w:lineRule="auto"/>
         <w:rPr>
-          <w:rFonts w:eastAsia="Times New Roman" w:cs="Segoe UI"/>
+          <w:rFonts w:ascii="Arial" w:eastAsia="Times New Roman" w:hAnsi="Arial" w:cs="Arial"/>
           <w:kern w:val="0"/>
           <w:sz w:val="28"/>
           <w:szCs w:val="28"/>
@@ -468,7 +553,7 @@
       </w:pPr>
       <w:r>
         <w:rPr>
-          <w:rFonts w:eastAsia="Times New Roman" w:cs="Segoe UI"/>
+          <w:rFonts w:ascii="Arial" w:eastAsia="Times New Roman" w:hAnsi="Arial" w:cs="Arial"/>
           <w:kern w:val="0"/>
           <w:sz w:val="28"/>
           <w:szCs w:val="28"/>
@@ -479,7 +564,7 @@
       </w:r>
       <w:r>
         <w:rPr>
-          <w:rFonts w:eastAsia="Times New Roman" w:cs="Segoe UI"/>
+          <w:rFonts w:ascii="Arial" w:eastAsia="Times New Roman" w:hAnsi="Arial" w:cs="Arial"/>
           <w:kern w:val="0"/>
           <w:sz w:val="28"/>
           <w:szCs w:val="28"/>
@@ -490,7 +575,7 @@
       </w:r>
       <w:r>
         <w:rPr>
-          <w:rFonts w:eastAsia="Times New Roman" w:cs="Segoe UI"/>
+          <w:rFonts w:ascii="Arial" w:eastAsia="Times New Roman" w:hAnsi="Arial" w:cs="Arial"/>
           <w:kern w:val="0"/>
           <w:sz w:val="28"/>
           <w:szCs w:val="28"/>
@@ -504,52 +589,148 @@
       <w:pPr>
         <w:spacing w:after="0" w:line="240" w:lineRule="auto"/>
         <w:rPr>
-          <w:rFonts w:eastAsia="Times New Roman" w:cs="Segoe UI"/>
-          <w:kern w:val="0"/>
-          <w:sz w:val="20"/>
-          <w:szCs w:val="20"/>
-          <w:lang w:eastAsia="it-IT"/>
-          <w14:ligatures w14:val="none"/>
-        </w:rPr>
-      </w:pPr>
-      <w:r>
-        <w:rPr>
-          <w:rFonts w:eastAsia="Times New Roman" w:cs="Segoe UI"/>
-          <w:kern w:val="0"/>
-          <w:sz w:val="20"/>
-          <w:szCs w:val="20"/>
-          <w:lang w:eastAsia="it-IT"/>
-          <w14:ligatures w14:val="none"/>
-        </w:rPr>
-        <w:t>3.1 Flutter &amp; Dart — paradigma dichiarativo, hot reload, cross-platform</w:t>
+          <w:rFonts w:ascii="Arial" w:eastAsia="Times New Roman" w:hAnsi="Arial" w:cs="Arial"/>
+          <w:kern w:val="0"/>
+          <w:sz w:val="20"/>
+          <w:szCs w:val="20"/>
+          <w:lang w:eastAsia="it-IT"/>
+          <w14:ligatures w14:val="none"/>
+        </w:rPr>
+      </w:pPr>
+      <w:r>
+        <w:rPr>
+          <w:rFonts w:ascii="Arial" w:eastAsia="Times New Roman" w:hAnsi="Arial" w:cs="Arial"/>
+          <w:kern w:val="0"/>
+          <w:sz w:val="20"/>
+          <w:szCs w:val="20"/>
+          <w:lang w:eastAsia="it-IT"/>
+          <w14:ligatures w14:val="none"/>
+        </w:rPr>
+        <w:t xml:space="preserve">3.1 Flutter &amp; Dart — paradigma dichiarativo, hot </w:t>
+      </w:r>
+      <w:proofErr w:type="spellStart"/>
+      <w:r>
+        <w:rPr>
+          <w:rFonts w:ascii="Arial" w:eastAsia="Times New Roman" w:hAnsi="Arial" w:cs="Arial"/>
+          <w:kern w:val="0"/>
+          <w:sz w:val="20"/>
+          <w:szCs w:val="20"/>
+          <w:lang w:eastAsia="it-IT"/>
+          <w14:ligatures w14:val="none"/>
+        </w:rPr>
+        <w:t>reload</w:t>
+      </w:r>
+      <w:proofErr w:type="spellEnd"/>
+      <w:r>
+        <w:rPr>
+          <w:rFonts w:ascii="Arial" w:eastAsia="Times New Roman" w:hAnsi="Arial" w:cs="Arial"/>
+          <w:kern w:val="0"/>
+          <w:sz w:val="20"/>
+          <w:szCs w:val="20"/>
+          <w:lang w:eastAsia="it-IT"/>
+          <w14:ligatures w14:val="none"/>
+        </w:rPr>
+        <w:t>, cross-platform</w:t>
       </w:r>
     </w:p>
     <w:p>
       <w:pPr>
         <w:spacing w:after="0" w:line="240" w:lineRule="auto"/>
         <w:rPr>
-          <w:rFonts w:eastAsia="Times New Roman" w:cs="Segoe UI"/>
-          <w:kern w:val="0"/>
-          <w:sz w:val="20"/>
-          <w:szCs w:val="20"/>
-          <w:lang w:eastAsia="it-IT"/>
-          <w14:ligatures w14:val="none"/>
-        </w:rPr>
-      </w:pPr>
-      <w:r>
-        <w:rPr>
-          <w:rFonts w:eastAsia="Times New Roman" w:cs="Segoe UI"/>
-          <w:kern w:val="0"/>
-          <w:sz w:val="20"/>
-          <w:szCs w:val="20"/>
-          <w:lang w:eastAsia="it-IT"/>
-          <w14:ligatures w14:val="none"/>
-        </w:rPr>
-        <w:t>3.2 Supabase — PostgreSQL managed, autenticazione, Row Level Security </w:t>
-      </w:r>
-      <w:r>
-        <w:rPr>
-          <w:rFonts w:eastAsia="Times New Roman" w:cs="Segoe UI"/>
+          <w:rFonts w:ascii="Arial" w:eastAsia="Times New Roman" w:hAnsi="Arial" w:cs="Arial"/>
+          <w:kern w:val="0"/>
+          <w:sz w:val="20"/>
+          <w:szCs w:val="20"/>
+          <w:lang w:eastAsia="it-IT"/>
+          <w14:ligatures w14:val="none"/>
+        </w:rPr>
+      </w:pPr>
+      <w:r>
+        <w:rPr>
+          <w:rFonts w:ascii="Arial" w:eastAsia="Times New Roman" w:hAnsi="Arial" w:cs="Arial"/>
+          <w:kern w:val="0"/>
+          <w:sz w:val="20"/>
+          <w:szCs w:val="20"/>
+          <w:lang w:eastAsia="it-IT"/>
+          <w14:ligatures w14:val="none"/>
+        </w:rPr>
+        <w:t>3.2 </w:t>
+      </w:r>
+      <w:proofErr w:type="spellStart"/>
+      <w:r>
+        <w:rPr>
+          <w:rFonts w:ascii="Arial" w:eastAsia="Times New Roman" w:hAnsi="Arial" w:cs="Arial"/>
+          <w:kern w:val="0"/>
+          <w:sz w:val="20"/>
+          <w:szCs w:val="20"/>
+          <w:lang w:eastAsia="it-IT"/>
+          <w14:ligatures w14:val="none"/>
+        </w:rPr>
+        <w:t>Supabase</w:t>
+      </w:r>
+      <w:proofErr w:type="spellEnd"/>
+      <w:r>
+        <w:rPr>
+          <w:rFonts w:ascii="Arial" w:eastAsia="Times New Roman" w:hAnsi="Arial" w:cs="Arial"/>
+          <w:kern w:val="0"/>
+          <w:sz w:val="20"/>
+          <w:szCs w:val="20"/>
+          <w:lang w:eastAsia="it-IT"/>
+          <w14:ligatures w14:val="none"/>
+        </w:rPr>
+        <w:t xml:space="preserve"> — </w:t>
+      </w:r>
+      <w:proofErr w:type="spellStart"/>
+      <w:r>
+        <w:rPr>
+          <w:rFonts w:ascii="Arial" w:eastAsia="Times New Roman" w:hAnsi="Arial" w:cs="Arial"/>
+          <w:kern w:val="0"/>
+          <w:sz w:val="20"/>
+          <w:szCs w:val="20"/>
+          <w:lang w:eastAsia="it-IT"/>
+          <w14:ligatures w14:val="none"/>
+        </w:rPr>
+        <w:t>PostgreSQL</w:t>
+      </w:r>
+      <w:proofErr w:type="spellEnd"/>
+      <w:r>
+        <w:rPr>
+          <w:rFonts w:ascii="Arial" w:eastAsia="Times New Roman" w:hAnsi="Arial" w:cs="Arial"/>
+          <w:kern w:val="0"/>
+          <w:sz w:val="20"/>
+          <w:szCs w:val="20"/>
+          <w:lang w:eastAsia="it-IT"/>
+          <w14:ligatures w14:val="none"/>
+        </w:rPr>
+        <w:t xml:space="preserve"> </w:t>
+      </w:r>
+      <w:proofErr w:type="spellStart"/>
+      <w:r>
+        <w:rPr>
+          <w:rFonts w:ascii="Arial" w:eastAsia="Times New Roman" w:hAnsi="Arial" w:cs="Arial"/>
+          <w:kern w:val="0"/>
+          <w:sz w:val="20"/>
+          <w:szCs w:val="20"/>
+          <w:lang w:eastAsia="it-IT"/>
+          <w14:ligatures w14:val="none"/>
+        </w:rPr>
+        <w:t>managed</w:t>
+      </w:r>
+      <w:proofErr w:type="spellEnd"/>
+      <w:r>
+        <w:rPr>
+          <w:rFonts w:ascii="Arial" w:eastAsia="Times New Roman" w:hAnsi="Arial" w:cs="Arial"/>
+          <w:kern w:val="0"/>
+          <w:sz w:val="20"/>
+          <w:szCs w:val="20"/>
+          <w:lang w:eastAsia="it-IT"/>
+          <w14:ligatures w14:val="none"/>
+        </w:rPr>
+        <w:t>, autenticazione, Row Level Security </w:t>
+      </w:r>
+      <w:r>
+        <w:rPr>
+          <w:rFonts w:ascii="Arial" w:eastAsia="Times New Roman" w:hAnsi="Arial" w:cs="Arial"/>
           <w:kern w:val="0"/>
           <w:sz w:val="17"/>
           <w:szCs w:val="17"/>
@@ -563,55 +744,151 @@
       <w:pPr>
         <w:spacing w:after="0" w:line="240" w:lineRule="auto"/>
         <w:rPr>
-          <w:rFonts w:eastAsia="Times New Roman" w:cs="Segoe UI"/>
-          <w:kern w:val="0"/>
-          <w:sz w:val="20"/>
-          <w:szCs w:val="20"/>
-          <w:lang w:eastAsia="it-IT"/>
-          <w14:ligatures w14:val="none"/>
-        </w:rPr>
-      </w:pPr>
-      <w:r>
-        <w:rPr>
-          <w:rFonts w:eastAsia="Times New Roman" w:cs="Segoe UI"/>
-          <w:kern w:val="0"/>
-          <w:sz w:val="20"/>
-          <w:szCs w:val="20"/>
-          <w:lang w:eastAsia="it-IT"/>
-          <w14:ligatures w14:val="none"/>
-        </w:rPr>
-        <w:t>3.3 Provider — pattern di state management scelto vs alternative (BLoC, Riverpod)</w:t>
+          <w:rFonts w:ascii="Arial" w:eastAsia="Times New Roman" w:hAnsi="Arial" w:cs="Arial"/>
+          <w:kern w:val="0"/>
+          <w:sz w:val="20"/>
+          <w:szCs w:val="20"/>
+          <w:lang w:eastAsia="it-IT"/>
+          <w14:ligatures w14:val="none"/>
+        </w:rPr>
+      </w:pPr>
+      <w:r>
+        <w:rPr>
+          <w:rFonts w:ascii="Arial" w:eastAsia="Times New Roman" w:hAnsi="Arial" w:cs="Arial"/>
+          <w:kern w:val="0"/>
+          <w:sz w:val="20"/>
+          <w:szCs w:val="20"/>
+          <w:lang w:eastAsia="it-IT"/>
+          <w14:ligatures w14:val="none"/>
+        </w:rPr>
+        <w:t>3.3 Provider — pattern di state management scelto vs alternative (</w:t>
+      </w:r>
+      <w:proofErr w:type="spellStart"/>
+      <w:r>
+        <w:rPr>
+          <w:rFonts w:ascii="Arial" w:eastAsia="Times New Roman" w:hAnsi="Arial" w:cs="Arial"/>
+          <w:kern w:val="0"/>
+          <w:sz w:val="20"/>
+          <w:szCs w:val="20"/>
+          <w:lang w:eastAsia="it-IT"/>
+          <w14:ligatures w14:val="none"/>
+        </w:rPr>
+        <w:t>BLoC</w:t>
+      </w:r>
+      <w:proofErr w:type="spellEnd"/>
+      <w:r>
+        <w:rPr>
+          <w:rFonts w:ascii="Arial" w:eastAsia="Times New Roman" w:hAnsi="Arial" w:cs="Arial"/>
+          <w:kern w:val="0"/>
+          <w:sz w:val="20"/>
+          <w:szCs w:val="20"/>
+          <w:lang w:eastAsia="it-IT"/>
+          <w14:ligatures w14:val="none"/>
+        </w:rPr>
+        <w:t xml:space="preserve">, </w:t>
+      </w:r>
+      <w:proofErr w:type="spellStart"/>
+      <w:r>
+        <w:rPr>
+          <w:rFonts w:ascii="Arial" w:eastAsia="Times New Roman" w:hAnsi="Arial" w:cs="Arial"/>
+          <w:kern w:val="0"/>
+          <w:sz w:val="20"/>
+          <w:szCs w:val="20"/>
+          <w:lang w:eastAsia="it-IT"/>
+          <w14:ligatures w14:val="none"/>
+        </w:rPr>
+        <w:t>Riverpod</w:t>
+      </w:r>
+      <w:proofErr w:type="spellEnd"/>
+      <w:r>
+        <w:rPr>
+          <w:rFonts w:ascii="Arial" w:eastAsia="Times New Roman" w:hAnsi="Arial" w:cs="Arial"/>
+          <w:kern w:val="0"/>
+          <w:sz w:val="20"/>
+          <w:szCs w:val="20"/>
+          <w:lang w:eastAsia="it-IT"/>
+          <w14:ligatures w14:val="none"/>
+        </w:rPr>
+        <w:t>)</w:t>
       </w:r>
     </w:p>
     <w:p>
       <w:pPr>
         <w:spacing w:after="0" w:line="240" w:lineRule="auto"/>
         <w:rPr>
-          <w:rFonts w:eastAsia="Times New Roman" w:cs="Segoe UI"/>
-          <w:kern w:val="0"/>
-          <w:sz w:val="20"/>
-          <w:szCs w:val="20"/>
-          <w:lang w:eastAsia="it-IT"/>
-          <w14:ligatures w14:val="none"/>
-        </w:rPr>
-      </w:pPr>
-      <w:r>
-        <w:rPr>
-          <w:rFonts w:eastAsia="Times New Roman" w:cs="Segoe UI"/>
-          <w:kern w:val="0"/>
-          <w:sz w:val="20"/>
-          <w:szCs w:val="20"/>
-          <w:lang w:eastAsia="it-IT"/>
-          <w14:ligatures w14:val="none"/>
-        </w:rPr>
-        <w:t>3.4 Confronto con il vecchio stack — Java + JavaFX + file JSON/H2</w:t>
+          <w:rFonts w:ascii="Arial" w:eastAsia="Times New Roman" w:hAnsi="Arial" w:cs="Arial"/>
+          <w:kern w:val="0"/>
+          <w:sz w:val="20"/>
+          <w:szCs w:val="20"/>
+          <w:lang w:eastAsia="it-IT"/>
+          <w14:ligatures w14:val="none"/>
+        </w:rPr>
+      </w:pPr>
+      <w:r>
+        <w:rPr>
+          <w:rFonts w:ascii="Arial" w:eastAsia="Times New Roman" w:hAnsi="Arial" w:cs="Arial"/>
+          <w:kern w:val="0"/>
+          <w:sz w:val="20"/>
+          <w:szCs w:val="20"/>
+          <w:lang w:eastAsia="it-IT"/>
+          <w14:ligatures w14:val="none"/>
+        </w:rPr>
+        <w:t xml:space="preserve">3.4 Confronto con il vecchio </w:t>
+      </w:r>
+      <w:proofErr w:type="spellStart"/>
+      <w:r>
+        <w:rPr>
+          <w:rFonts w:ascii="Arial" w:eastAsia="Times New Roman" w:hAnsi="Arial" w:cs="Arial"/>
+          <w:kern w:val="0"/>
+          <w:sz w:val="20"/>
+          <w:szCs w:val="20"/>
+          <w:lang w:eastAsia="it-IT"/>
+          <w14:ligatures w14:val="none"/>
+        </w:rPr>
+        <w:t>stack</w:t>
+      </w:r>
+      <w:proofErr w:type="spellEnd"/>
+      <w:r>
+        <w:rPr>
+          <w:rFonts w:ascii="Arial" w:eastAsia="Times New Roman" w:hAnsi="Arial" w:cs="Arial"/>
+          <w:kern w:val="0"/>
+          <w:sz w:val="20"/>
+          <w:szCs w:val="20"/>
+          <w:lang w:eastAsia="it-IT"/>
+          <w14:ligatures w14:val="none"/>
+        </w:rPr>
+        <w:t xml:space="preserve"> — Java + </w:t>
+      </w:r>
+      <w:proofErr w:type="spellStart"/>
+      <w:r>
+        <w:rPr>
+          <w:rFonts w:ascii="Arial" w:eastAsia="Times New Roman" w:hAnsi="Arial" w:cs="Arial"/>
+          <w:kern w:val="0"/>
+          <w:sz w:val="20"/>
+          <w:szCs w:val="20"/>
+          <w:lang w:eastAsia="it-IT"/>
+          <w14:ligatures w14:val="none"/>
+        </w:rPr>
+        <w:t>JavaFX</w:t>
+      </w:r>
+      <w:proofErr w:type="spellEnd"/>
+      <w:r>
+        <w:rPr>
+          <w:rFonts w:ascii="Arial" w:eastAsia="Times New Roman" w:hAnsi="Arial" w:cs="Arial"/>
+          <w:kern w:val="0"/>
+          <w:sz w:val="20"/>
+          <w:szCs w:val="20"/>
+          <w:lang w:eastAsia="it-IT"/>
+          <w14:ligatures w14:val="none"/>
+        </w:rPr>
+        <w:t xml:space="preserve"> + file JSON/H2</w:t>
       </w:r>
     </w:p>
     <w:p>
       <w:pPr>
         <w:spacing w:after="0" w:line="240" w:lineRule="auto"/>
         <w:rPr>
-          <w:rFonts w:eastAsia="Times New Roman" w:cs="Segoe UI"/>
+          <w:rFonts w:ascii="Arial" w:eastAsia="Times New Roman" w:hAnsi="Arial" w:cs="Arial"/>
           <w:kern w:val="0"/>
           <w:sz w:val="28"/>
           <w:szCs w:val="28"/>
@@ -621,7 +898,7 @@
       </w:pPr>
       <w:r>
         <w:rPr>
-          <w:rFonts w:eastAsia="Times New Roman" w:cs="Segoe UI"/>
+          <w:rFonts w:ascii="Arial" w:eastAsia="Times New Roman" w:hAnsi="Arial" w:cs="Arial"/>
           <w:kern w:val="0"/>
           <w:sz w:val="28"/>
           <w:szCs w:val="28"/>
@@ -632,7 +909,7 @@
       </w:r>
       <w:r>
         <w:rPr>
-          <w:rFonts w:eastAsia="Times New Roman" w:cs="Segoe UI"/>
+          <w:rFonts w:ascii="Arial" w:eastAsia="Times New Roman" w:hAnsi="Arial" w:cs="Arial"/>
           <w:kern w:val="0"/>
           <w:sz w:val="28"/>
           <w:szCs w:val="28"/>
@@ -643,7 +920,7 @@
       </w:r>
       <w:r>
         <w:rPr>
-          <w:rFonts w:eastAsia="Times New Roman" w:cs="Segoe UI"/>
+          <w:rFonts w:ascii="Arial" w:eastAsia="Times New Roman" w:hAnsi="Arial" w:cs="Arial"/>
           <w:kern w:val="0"/>
           <w:sz w:val="28"/>
           <w:szCs w:val="28"/>
@@ -657,65 +934,113 @@
       <w:pPr>
         <w:spacing w:after="0" w:line="240" w:lineRule="auto"/>
         <w:rPr>
-          <w:rFonts w:eastAsia="Times New Roman" w:cs="Segoe UI"/>
-          <w:kern w:val="0"/>
-          <w:sz w:val="20"/>
-          <w:szCs w:val="20"/>
-          <w:lang w:eastAsia="it-IT"/>
-          <w14:ligatures w14:val="none"/>
-        </w:rPr>
-      </w:pPr>
-      <w:r>
-        <w:rPr>
-          <w:rFonts w:eastAsia="Times New Roman" w:cs="Segoe UI"/>
-          <w:kern w:val="0"/>
-          <w:sz w:val="20"/>
-          <w:szCs w:val="20"/>
-          <w:lang w:eastAsia="it-IT"/>
-          <w14:ligatures w14:val="none"/>
-        </w:rPr>
-        <w:t>4.1 Class Diagram — entità principali (Utente, Veicolo, Prenotazione, Manutenzione, Danno)</w:t>
+          <w:rFonts w:ascii="Arial" w:eastAsia="Times New Roman" w:hAnsi="Arial" w:cs="Arial"/>
+          <w:kern w:val="0"/>
+          <w:sz w:val="20"/>
+          <w:szCs w:val="20"/>
+          <w:lang w:eastAsia="it-IT"/>
+          <w14:ligatures w14:val="none"/>
+        </w:rPr>
+      </w:pPr>
+      <w:r>
+        <w:rPr>
+          <w:rFonts w:ascii="Arial" w:eastAsia="Times New Roman" w:hAnsi="Arial" w:cs="Arial"/>
+          <w:kern w:val="0"/>
+          <w:sz w:val="20"/>
+          <w:szCs w:val="20"/>
+          <w:lang w:eastAsia="it-IT"/>
+          <w14:ligatures w14:val="none"/>
+        </w:rPr>
+        <w:t xml:space="preserve">4.1 Class </w:t>
+      </w:r>
+      <w:proofErr w:type="spellStart"/>
+      <w:r>
+        <w:rPr>
+          <w:rFonts w:ascii="Arial" w:eastAsia="Times New Roman" w:hAnsi="Arial" w:cs="Arial"/>
+          <w:kern w:val="0"/>
+          <w:sz w:val="20"/>
+          <w:szCs w:val="20"/>
+          <w:lang w:eastAsia="it-IT"/>
+          <w14:ligatures w14:val="none"/>
+        </w:rPr>
+        <w:t>Diagram</w:t>
+      </w:r>
+      <w:proofErr w:type="spellEnd"/>
+      <w:r>
+        <w:rPr>
+          <w:rFonts w:ascii="Arial" w:eastAsia="Times New Roman" w:hAnsi="Arial" w:cs="Arial"/>
+          <w:kern w:val="0"/>
+          <w:sz w:val="20"/>
+          <w:szCs w:val="20"/>
+          <w:lang w:eastAsia="it-IT"/>
+          <w14:ligatures w14:val="none"/>
+        </w:rPr>
+        <w:t xml:space="preserve"> — entità principali (Utente, Veicolo, Prenotazione, Manutenzione, Danno)</w:t>
       </w:r>
     </w:p>
     <w:p>
       <w:pPr>
         <w:spacing w:after="0" w:line="240" w:lineRule="auto"/>
         <w:rPr>
-          <w:rFonts w:eastAsia="Times New Roman" w:cs="Segoe UI"/>
-          <w:kern w:val="0"/>
-          <w:sz w:val="20"/>
-          <w:szCs w:val="20"/>
-          <w:lang w:eastAsia="it-IT"/>
-          <w14:ligatures w14:val="none"/>
-        </w:rPr>
-      </w:pPr>
-      <w:r>
-        <w:rPr>
-          <w:rFonts w:eastAsia="Times New Roman" w:cs="Segoe UI"/>
-          <w:kern w:val="0"/>
-          <w:sz w:val="20"/>
-          <w:szCs w:val="20"/>
-          <w:lang w:eastAsia="it-IT"/>
-          <w14:ligatures w14:val="none"/>
-        </w:rPr>
-        <w:t>4.2 Schema ER del database Supabase — tabelle e relazioni</w:t>
+          <w:rFonts w:ascii="Arial" w:eastAsia="Times New Roman" w:hAnsi="Arial" w:cs="Arial"/>
+          <w:kern w:val="0"/>
+          <w:sz w:val="20"/>
+          <w:szCs w:val="20"/>
+          <w:lang w:eastAsia="it-IT"/>
+          <w14:ligatures w14:val="none"/>
+        </w:rPr>
+      </w:pPr>
+      <w:r>
+        <w:rPr>
+          <w:rFonts w:ascii="Arial" w:eastAsia="Times New Roman" w:hAnsi="Arial" w:cs="Arial"/>
+          <w:kern w:val="0"/>
+          <w:sz w:val="20"/>
+          <w:szCs w:val="20"/>
+          <w:lang w:eastAsia="it-IT"/>
+          <w14:ligatures w14:val="none"/>
+        </w:rPr>
+        <w:t xml:space="preserve">4.2 Schema ER del database </w:t>
+      </w:r>
+      <w:proofErr w:type="spellStart"/>
+      <w:r>
+        <w:rPr>
+          <w:rFonts w:ascii="Arial" w:eastAsia="Times New Roman" w:hAnsi="Arial" w:cs="Arial"/>
+          <w:kern w:val="0"/>
+          <w:sz w:val="20"/>
+          <w:szCs w:val="20"/>
+          <w:lang w:eastAsia="it-IT"/>
+          <w14:ligatures w14:val="none"/>
+        </w:rPr>
+        <w:t>Supabase</w:t>
+      </w:r>
+      <w:proofErr w:type="spellEnd"/>
+      <w:r>
+        <w:rPr>
+          <w:rFonts w:ascii="Arial" w:eastAsia="Times New Roman" w:hAnsi="Arial" w:cs="Arial"/>
+          <w:kern w:val="0"/>
+          <w:sz w:val="20"/>
+          <w:szCs w:val="20"/>
+          <w:lang w:eastAsia="it-IT"/>
+          <w14:ligatures w14:val="none"/>
+        </w:rPr>
+        <w:t xml:space="preserve"> — tabelle e relazioni</w:t>
       </w:r>
     </w:p>
     <w:p>
       <w:pPr>
         <w:spacing w:after="0" w:line="240" w:lineRule="auto"/>
         <w:rPr>
-          <w:rFonts w:eastAsia="Times New Roman" w:cs="Segoe UI"/>
-          <w:kern w:val="0"/>
-          <w:sz w:val="20"/>
-          <w:szCs w:val="20"/>
-          <w:lang w:eastAsia="it-IT"/>
-          <w14:ligatures w14:val="none"/>
-        </w:rPr>
-      </w:pPr>
-      <w:r>
-        <w:rPr>
-          <w:rFonts w:eastAsia="Times New Roman" w:cs="Segoe UI"/>
+          <w:rFonts w:ascii="Arial" w:eastAsia="Times New Roman" w:hAnsi="Arial" w:cs="Arial"/>
+          <w:kern w:val="0"/>
+          <w:sz w:val="20"/>
+          <w:szCs w:val="20"/>
+          <w:lang w:eastAsia="it-IT"/>
+          <w14:ligatures w14:val="none"/>
+        </w:rPr>
+      </w:pPr>
+      <w:r>
+        <w:rPr>
+          <w:rFonts w:ascii="Arial" w:eastAsia="Times New Roman" w:hAnsi="Arial" w:cs="Arial"/>
           <w:kern w:val="0"/>
           <w:sz w:val="20"/>
           <w:szCs w:val="20"/>
@@ -726,7 +1051,7 @@
       </w:r>
       <w:r>
         <w:rPr>
-          <w:rFonts w:eastAsia="Times New Roman" w:cs="Segoe UI"/>
+          <w:rFonts w:ascii="Arial" w:eastAsia="Times New Roman" w:hAnsi="Arial" w:cs="Arial"/>
           <w:kern w:val="0"/>
           <w:sz w:val="20"/>
           <w:szCs w:val="20"/>
@@ -737,31 +1062,44 @@
       </w:r>
       <w:r>
         <w:rPr>
-          <w:rFonts w:eastAsia="Times New Roman" w:cs="Segoe UI"/>
-          <w:kern w:val="0"/>
-          <w:sz w:val="20"/>
-          <w:szCs w:val="20"/>
-          <w:lang w:eastAsia="it-IT"/>
-          <w14:ligatures w14:val="none"/>
-        </w:rPr>
-        <w:t xml:space="preserve"> / Supabase</w:t>
-      </w:r>
+          <w:rFonts w:ascii="Arial" w:eastAsia="Times New Roman" w:hAnsi="Arial" w:cs="Arial"/>
+          <w:kern w:val="0"/>
+          <w:sz w:val="20"/>
+          <w:szCs w:val="20"/>
+          <w:lang w:eastAsia="it-IT"/>
+          <w14:ligatures w14:val="none"/>
+        </w:rPr>
+        <w:t xml:space="preserve"> / </w:t>
+      </w:r>
+      <w:proofErr w:type="spellStart"/>
+      <w:r>
+        <w:rPr>
+          <w:rFonts w:ascii="Arial" w:eastAsia="Times New Roman" w:hAnsi="Arial" w:cs="Arial"/>
+          <w:kern w:val="0"/>
+          <w:sz w:val="20"/>
+          <w:szCs w:val="20"/>
+          <w:lang w:eastAsia="it-IT"/>
+          <w14:ligatures w14:val="none"/>
+        </w:rPr>
+        <w:t>Supabase</w:t>
+      </w:r>
+      <w:proofErr w:type="spellEnd"/>
     </w:p>
     <w:p>
       <w:pPr>
         <w:spacing w:after="0" w:line="240" w:lineRule="auto"/>
         <w:rPr>
-          <w:rFonts w:eastAsia="Times New Roman" w:cs="Segoe UI"/>
-          <w:kern w:val="0"/>
-          <w:sz w:val="20"/>
-          <w:szCs w:val="20"/>
-          <w:lang w:eastAsia="it-IT"/>
-          <w14:ligatures w14:val="none"/>
-        </w:rPr>
-      </w:pPr>
-      <w:r>
-        <w:rPr>
-          <w:rFonts w:eastAsia="Times New Roman" w:cs="Segoe UI"/>
+          <w:rFonts w:ascii="Arial" w:eastAsia="Times New Roman" w:hAnsi="Arial" w:cs="Arial"/>
+          <w:kern w:val="0"/>
+          <w:sz w:val="20"/>
+          <w:szCs w:val="20"/>
+          <w:lang w:eastAsia="it-IT"/>
+          <w14:ligatures w14:val="none"/>
+        </w:rPr>
+      </w:pPr>
+      <w:r>
+        <w:rPr>
+          <w:rFonts w:ascii="Arial" w:eastAsia="Times New Roman" w:hAnsi="Arial" w:cs="Arial"/>
           <w:kern w:val="0"/>
           <w:sz w:val="20"/>
           <w:szCs w:val="20"/>
@@ -775,31 +1113,55 @@
       <w:pPr>
         <w:spacing w:after="0" w:line="240" w:lineRule="auto"/>
         <w:rPr>
-          <w:rFonts w:eastAsia="Times New Roman" w:cs="Segoe UI"/>
-          <w:kern w:val="0"/>
-          <w:sz w:val="20"/>
-          <w:szCs w:val="20"/>
-          <w:lang w:eastAsia="it-IT"/>
-          <w14:ligatures w14:val="none"/>
-        </w:rPr>
-      </w:pPr>
-      <w:r>
-        <w:rPr>
-          <w:rFonts w:eastAsia="Times New Roman" w:cs="Segoe UI"/>
-          <w:kern w:val="0"/>
-          <w:sz w:val="20"/>
-          <w:szCs w:val="20"/>
-          <w:lang w:eastAsia="it-IT"/>
-          <w14:ligatures w14:val="none"/>
-        </w:rPr>
-        <w:t>4.5 Autenticazione e gestione ruoli — Supabase Auth + RLS </w:t>
+          <w:rFonts w:ascii="Arial" w:eastAsia="Times New Roman" w:hAnsi="Arial" w:cs="Arial"/>
+          <w:kern w:val="0"/>
+          <w:sz w:val="20"/>
+          <w:szCs w:val="20"/>
+          <w:lang w:eastAsia="it-IT"/>
+          <w14:ligatures w14:val="none"/>
+        </w:rPr>
+      </w:pPr>
+      <w:r>
+        <w:rPr>
+          <w:rFonts w:ascii="Arial" w:eastAsia="Times New Roman" w:hAnsi="Arial" w:cs="Arial"/>
+          <w:kern w:val="0"/>
+          <w:sz w:val="20"/>
+          <w:szCs w:val="20"/>
+          <w:lang w:eastAsia="it-IT"/>
+          <w14:ligatures w14:val="none"/>
+        </w:rPr>
+        <w:t xml:space="preserve">4.5 Autenticazione e gestione ruoli — </w:t>
+      </w:r>
+      <w:proofErr w:type="spellStart"/>
+      <w:r>
+        <w:rPr>
+          <w:rFonts w:ascii="Arial" w:eastAsia="Times New Roman" w:hAnsi="Arial" w:cs="Arial"/>
+          <w:kern w:val="0"/>
+          <w:sz w:val="20"/>
+          <w:szCs w:val="20"/>
+          <w:lang w:eastAsia="it-IT"/>
+          <w14:ligatures w14:val="none"/>
+        </w:rPr>
+        <w:t>Supabase</w:t>
+      </w:r>
+      <w:proofErr w:type="spellEnd"/>
+      <w:r>
+        <w:rPr>
+          <w:rFonts w:ascii="Arial" w:eastAsia="Times New Roman" w:hAnsi="Arial" w:cs="Arial"/>
+          <w:kern w:val="0"/>
+          <w:sz w:val="20"/>
+          <w:szCs w:val="20"/>
+          <w:lang w:eastAsia="it-IT"/>
+          <w14:ligatures w14:val="none"/>
+        </w:rPr>
+        <w:t xml:space="preserve"> Auth + RLS </w:t>
       </w:r>
     </w:p>
     <w:p>
       <w:pPr>
         <w:spacing w:after="0" w:line="240" w:lineRule="auto"/>
         <w:rPr>
-          <w:rFonts w:eastAsia="Times New Roman" w:cs="Segoe UI"/>
+          <w:rFonts w:ascii="Arial" w:eastAsia="Times New Roman" w:hAnsi="Arial" w:cs="Arial"/>
           <w:kern w:val="0"/>
           <w:sz w:val="28"/>
           <w:szCs w:val="28"/>
@@ -809,7 +1171,7 @@
       </w:pPr>
       <w:r>
         <w:rPr>
-          <w:rFonts w:eastAsia="Times New Roman" w:cs="Segoe UI"/>
+          <w:rFonts w:ascii="Arial" w:eastAsia="Times New Roman" w:hAnsi="Arial" w:cs="Arial"/>
           <w:kern w:val="0"/>
           <w:sz w:val="28"/>
           <w:szCs w:val="28"/>
@@ -820,7 +1182,7 @@
       </w:r>
       <w:r>
         <w:rPr>
-          <w:rFonts w:eastAsia="Times New Roman" w:cs="Segoe UI"/>
+          <w:rFonts w:ascii="Arial" w:eastAsia="Times New Roman" w:hAnsi="Arial" w:cs="Arial"/>
           <w:kern w:val="0"/>
           <w:sz w:val="28"/>
           <w:szCs w:val="28"/>
@@ -831,7 +1193,7 @@
       </w:r>
       <w:r>
         <w:rPr>
-          <w:rFonts w:eastAsia="Times New Roman" w:cs="Segoe UI"/>
+          <w:rFonts w:ascii="Arial" w:eastAsia="Times New Roman" w:hAnsi="Arial" w:cs="Arial"/>
           <w:kern w:val="0"/>
           <w:sz w:val="28"/>
           <w:szCs w:val="28"/>
@@ -845,41 +1207,65 @@
       <w:pPr>
         <w:spacing w:after="0" w:line="240" w:lineRule="auto"/>
         <w:rPr>
-          <w:rFonts w:eastAsia="Times New Roman" w:cs="Segoe UI"/>
-          <w:kern w:val="0"/>
-          <w:sz w:val="20"/>
-          <w:szCs w:val="20"/>
-          <w:lang w:eastAsia="it-IT"/>
-          <w14:ligatures w14:val="none"/>
-        </w:rPr>
-      </w:pPr>
-      <w:r>
-        <w:rPr>
-          <w:rFonts w:eastAsia="Times New Roman" w:cs="Segoe UI"/>
-          <w:kern w:val="0"/>
-          <w:sz w:val="20"/>
-          <w:szCs w:val="20"/>
-          <w:lang w:eastAsia="it-IT"/>
-          <w14:ligatures w14:val="none"/>
-        </w:rPr>
-        <w:t>5.1 Struttura del progetto Flutter — cartelle, widget tree, navigazione</w:t>
+          <w:rFonts w:ascii="Arial" w:eastAsia="Times New Roman" w:hAnsi="Arial" w:cs="Arial"/>
+          <w:kern w:val="0"/>
+          <w:sz w:val="20"/>
+          <w:szCs w:val="20"/>
+          <w:lang w:eastAsia="it-IT"/>
+          <w14:ligatures w14:val="none"/>
+        </w:rPr>
+      </w:pPr>
+      <w:r>
+        <w:rPr>
+          <w:rFonts w:ascii="Arial" w:eastAsia="Times New Roman" w:hAnsi="Arial" w:cs="Arial"/>
+          <w:kern w:val="0"/>
+          <w:sz w:val="20"/>
+          <w:szCs w:val="20"/>
+          <w:lang w:eastAsia="it-IT"/>
+          <w14:ligatures w14:val="none"/>
+        </w:rPr>
+        <w:t xml:space="preserve">5.1 Struttura del progetto Flutter — cartelle, widget </w:t>
+      </w:r>
+      <w:proofErr w:type="spellStart"/>
+      <w:r>
+        <w:rPr>
+          <w:rFonts w:ascii="Arial" w:eastAsia="Times New Roman" w:hAnsi="Arial" w:cs="Arial"/>
+          <w:kern w:val="0"/>
+          <w:sz w:val="20"/>
+          <w:szCs w:val="20"/>
+          <w:lang w:eastAsia="it-IT"/>
+          <w14:ligatures w14:val="none"/>
+        </w:rPr>
+        <w:t>tree</w:t>
+      </w:r>
+      <w:proofErr w:type="spellEnd"/>
+      <w:r>
+        <w:rPr>
+          <w:rFonts w:ascii="Arial" w:eastAsia="Times New Roman" w:hAnsi="Arial" w:cs="Arial"/>
+          <w:kern w:val="0"/>
+          <w:sz w:val="20"/>
+          <w:szCs w:val="20"/>
+          <w:lang w:eastAsia="it-IT"/>
+          <w14:ligatures w14:val="none"/>
+        </w:rPr>
+        <w:t>, navigazione</w:t>
       </w:r>
     </w:p>
     <w:p>
       <w:pPr>
         <w:spacing w:after="0" w:line="240" w:lineRule="auto"/>
         <w:rPr>
-          <w:rFonts w:eastAsia="Times New Roman" w:cs="Segoe UI"/>
-          <w:kern w:val="0"/>
-          <w:sz w:val="20"/>
-          <w:szCs w:val="20"/>
-          <w:lang w:eastAsia="it-IT"/>
-          <w14:ligatures w14:val="none"/>
-        </w:rPr>
-      </w:pPr>
-      <w:r>
-        <w:rPr>
-          <w:rFonts w:eastAsia="Times New Roman" w:cs="Segoe UI"/>
+          <w:rFonts w:ascii="Arial" w:eastAsia="Times New Roman" w:hAnsi="Arial" w:cs="Arial"/>
+          <w:kern w:val="0"/>
+          <w:sz w:val="20"/>
+          <w:szCs w:val="20"/>
+          <w:lang w:eastAsia="it-IT"/>
+          <w14:ligatures w14:val="none"/>
+        </w:rPr>
+      </w:pPr>
+      <w:r>
+        <w:rPr>
+          <w:rFonts w:ascii="Arial" w:eastAsia="Times New Roman" w:hAnsi="Arial" w:cs="Arial"/>
           <w:kern w:val="0"/>
           <w:sz w:val="20"/>
           <w:szCs w:val="20"/>
@@ -893,17 +1279,17 @@
       <w:pPr>
         <w:spacing w:after="0" w:line="240" w:lineRule="auto"/>
         <w:rPr>
-          <w:rFonts w:eastAsia="Times New Roman" w:cs="Segoe UI"/>
-          <w:kern w:val="0"/>
-          <w:sz w:val="20"/>
-          <w:szCs w:val="20"/>
-          <w:lang w:eastAsia="it-IT"/>
-          <w14:ligatures w14:val="none"/>
-        </w:rPr>
-      </w:pPr>
-      <w:r>
-        <w:rPr>
-          <w:rFonts w:eastAsia="Times New Roman" w:cs="Segoe UI"/>
+          <w:rFonts w:ascii="Arial" w:eastAsia="Times New Roman" w:hAnsi="Arial" w:cs="Arial"/>
+          <w:kern w:val="0"/>
+          <w:sz w:val="20"/>
+          <w:szCs w:val="20"/>
+          <w:lang w:eastAsia="it-IT"/>
+          <w14:ligatures w14:val="none"/>
+        </w:rPr>
+      </w:pPr>
+      <w:r>
+        <w:rPr>
+          <w:rFonts w:ascii="Arial" w:eastAsia="Times New Roman" w:hAnsi="Arial" w:cs="Arial"/>
           <w:kern w:val="0"/>
           <w:sz w:val="20"/>
           <w:szCs w:val="20"/>
@@ -917,17 +1303,17 @@
       <w:pPr>
         <w:spacing w:after="0" w:line="240" w:lineRule="auto"/>
         <w:rPr>
-          <w:rFonts w:eastAsia="Times New Roman" w:cs="Segoe UI"/>
-          <w:kern w:val="0"/>
-          <w:sz w:val="20"/>
-          <w:szCs w:val="20"/>
-          <w:lang w:eastAsia="it-IT"/>
-          <w14:ligatures w14:val="none"/>
-        </w:rPr>
-      </w:pPr>
-      <w:r>
-        <w:rPr>
-          <w:rFonts w:eastAsia="Times New Roman" w:cs="Segoe UI"/>
+          <w:rFonts w:ascii="Arial" w:eastAsia="Times New Roman" w:hAnsi="Arial" w:cs="Arial"/>
+          <w:kern w:val="0"/>
+          <w:sz w:val="20"/>
+          <w:szCs w:val="20"/>
+          <w:lang w:eastAsia="it-IT"/>
+          <w14:ligatures w14:val="none"/>
+        </w:rPr>
+      </w:pPr>
+      <w:r>
+        <w:rPr>
+          <w:rFonts w:ascii="Arial" w:eastAsia="Times New Roman" w:hAnsi="Arial" w:cs="Arial"/>
           <w:kern w:val="0"/>
           <w:sz w:val="20"/>
           <w:szCs w:val="20"/>
@@ -941,55 +1327,140 @@
       <w:pPr>
         <w:spacing w:after="0" w:line="240" w:lineRule="auto"/>
         <w:rPr>
-          <w:rFonts w:eastAsia="Times New Roman" w:cs="Segoe UI"/>
-          <w:kern w:val="0"/>
-          <w:sz w:val="20"/>
-          <w:szCs w:val="20"/>
-          <w:lang w:eastAsia="it-IT"/>
-          <w14:ligatures w14:val="none"/>
-        </w:rPr>
-      </w:pPr>
-      <w:r>
-        <w:rPr>
-          <w:rFonts w:eastAsia="Times New Roman" w:cs="Segoe UI"/>
-          <w:kern w:val="0"/>
-          <w:sz w:val="20"/>
-          <w:szCs w:val="20"/>
-          <w:lang w:eastAsia="it-IT"/>
-          <w14:ligatures w14:val="none"/>
-        </w:rPr>
-        <w:t>5.5 Gestione dello stato con Provider — ChangeNotifier, Consumer, MultiProvider</w:t>
-      </w:r>
+          <w:rFonts w:ascii="Arial" w:eastAsia="Times New Roman" w:hAnsi="Arial" w:cs="Arial"/>
+          <w:kern w:val="0"/>
+          <w:sz w:val="20"/>
+          <w:szCs w:val="20"/>
+          <w:lang w:eastAsia="it-IT"/>
+          <w14:ligatures w14:val="none"/>
+        </w:rPr>
+      </w:pPr>
+      <w:r>
+        <w:rPr>
+          <w:rFonts w:ascii="Arial" w:eastAsia="Times New Roman" w:hAnsi="Arial" w:cs="Arial"/>
+          <w:kern w:val="0"/>
+          <w:sz w:val="20"/>
+          <w:szCs w:val="20"/>
+          <w:lang w:eastAsia="it-IT"/>
+          <w14:ligatures w14:val="none"/>
+        </w:rPr>
+        <w:t xml:space="preserve">5.5 Gestione dello stato con Provider — </w:t>
+      </w:r>
+      <w:proofErr w:type="spellStart"/>
+      <w:r>
+        <w:rPr>
+          <w:rFonts w:ascii="Arial" w:eastAsia="Times New Roman" w:hAnsi="Arial" w:cs="Arial"/>
+          <w:kern w:val="0"/>
+          <w:sz w:val="20"/>
+          <w:szCs w:val="20"/>
+          <w:lang w:eastAsia="it-IT"/>
+          <w14:ligatures w14:val="none"/>
+        </w:rPr>
+        <w:t>ChangeNotifier</w:t>
+      </w:r>
+      <w:proofErr w:type="spellEnd"/>
+      <w:r>
+        <w:rPr>
+          <w:rFonts w:ascii="Arial" w:eastAsia="Times New Roman" w:hAnsi="Arial" w:cs="Arial"/>
+          <w:kern w:val="0"/>
+          <w:sz w:val="20"/>
+          <w:szCs w:val="20"/>
+          <w:lang w:eastAsia="it-IT"/>
+          <w14:ligatures w14:val="none"/>
+        </w:rPr>
+        <w:t xml:space="preserve">, Consumer, </w:t>
+      </w:r>
+      <w:proofErr w:type="spellStart"/>
+      <w:r>
+        <w:rPr>
+          <w:rFonts w:ascii="Arial" w:eastAsia="Times New Roman" w:hAnsi="Arial" w:cs="Arial"/>
+          <w:kern w:val="0"/>
+          <w:sz w:val="20"/>
+          <w:szCs w:val="20"/>
+          <w:lang w:eastAsia="it-IT"/>
+          <w14:ligatures w14:val="none"/>
+        </w:rPr>
+        <w:t>MultiProvider</w:t>
+      </w:r>
+      <w:proofErr w:type="spellEnd"/>
     </w:p>
     <w:p>
       <w:pPr>
         <w:spacing w:after="0" w:line="240" w:lineRule="auto"/>
         <w:rPr>
-          <w:rFonts w:eastAsia="Times New Roman" w:cs="Segoe UI"/>
-          <w:kern w:val="0"/>
-          <w:sz w:val="20"/>
-          <w:szCs w:val="20"/>
-          <w:lang w:eastAsia="it-IT"/>
-          <w14:ligatures w14:val="none"/>
-        </w:rPr>
-      </w:pPr>
-      <w:r>
-        <w:rPr>
-          <w:rFonts w:eastAsia="Times New Roman" w:cs="Segoe UI"/>
-          <w:kern w:val="0"/>
-          <w:sz w:val="20"/>
-          <w:szCs w:val="20"/>
-          <w:lang w:eastAsia="it-IT"/>
-          <w14:ligatures w14:val="none"/>
-        </w:rPr>
-        <w:t>5.6 Integrazione Supabase — client, query, realtime updates</w:t>
+          <w:rFonts w:ascii="Arial" w:eastAsia="Times New Roman" w:hAnsi="Arial" w:cs="Arial"/>
+          <w:kern w:val="0"/>
+          <w:sz w:val="20"/>
+          <w:szCs w:val="20"/>
+          <w:lang w:eastAsia="it-IT"/>
+          <w14:ligatures w14:val="none"/>
+        </w:rPr>
+      </w:pPr>
+      <w:r>
+        <w:rPr>
+          <w:rFonts w:ascii="Arial" w:eastAsia="Times New Roman" w:hAnsi="Arial" w:cs="Arial"/>
+          <w:kern w:val="0"/>
+          <w:sz w:val="20"/>
+          <w:szCs w:val="20"/>
+          <w:lang w:eastAsia="it-IT"/>
+          <w14:ligatures w14:val="none"/>
+        </w:rPr>
+        <w:t xml:space="preserve">5.6 Integrazione </w:t>
+      </w:r>
+      <w:proofErr w:type="spellStart"/>
+      <w:r>
+        <w:rPr>
+          <w:rFonts w:ascii="Arial" w:eastAsia="Times New Roman" w:hAnsi="Arial" w:cs="Arial"/>
+          <w:kern w:val="0"/>
+          <w:sz w:val="20"/>
+          <w:szCs w:val="20"/>
+          <w:lang w:eastAsia="it-IT"/>
+          <w14:ligatures w14:val="none"/>
+        </w:rPr>
+        <w:t>Supabase</w:t>
+      </w:r>
+      <w:proofErr w:type="spellEnd"/>
+      <w:r>
+        <w:rPr>
+          <w:rFonts w:ascii="Arial" w:eastAsia="Times New Roman" w:hAnsi="Arial" w:cs="Arial"/>
+          <w:kern w:val="0"/>
+          <w:sz w:val="20"/>
+          <w:szCs w:val="20"/>
+          <w:lang w:eastAsia="it-IT"/>
+          <w14:ligatures w14:val="none"/>
+        </w:rPr>
+        <w:t xml:space="preserve"> — client, query, </w:t>
+      </w:r>
+      <w:proofErr w:type="spellStart"/>
+      <w:r>
+        <w:rPr>
+          <w:rFonts w:ascii="Arial" w:eastAsia="Times New Roman" w:hAnsi="Arial" w:cs="Arial"/>
+          <w:kern w:val="0"/>
+          <w:sz w:val="20"/>
+          <w:szCs w:val="20"/>
+          <w:lang w:eastAsia="it-IT"/>
+          <w14:ligatures w14:val="none"/>
+        </w:rPr>
+        <w:t>realtime</w:t>
+      </w:r>
+      <w:proofErr w:type="spellEnd"/>
+      <w:r>
+        <w:rPr>
+          <w:rFonts w:ascii="Arial" w:eastAsia="Times New Roman" w:hAnsi="Arial" w:cs="Arial"/>
+          <w:kern w:val="0"/>
+          <w:sz w:val="20"/>
+          <w:szCs w:val="20"/>
+          <w:lang w:eastAsia="it-IT"/>
+          <w14:ligatures w14:val="none"/>
+        </w:rPr>
+        <w:t xml:space="preserve"> updates</w:t>
       </w:r>
     </w:p>
     <w:p>
       <w:pPr>
         <w:spacing w:after="0" w:line="240" w:lineRule="auto"/>
         <w:rPr>
-          <w:rFonts w:eastAsia="Times New Roman" w:cs="Segoe UI"/>
+          <w:rFonts w:ascii="Arial" w:eastAsia="Times New Roman" w:hAnsi="Arial" w:cs="Arial"/>
           <w:kern w:val="0"/>
           <w:sz w:val="28"/>
           <w:szCs w:val="28"/>
@@ -999,7 +1470,7 @@
       </w:pPr>
       <w:r>
         <w:rPr>
-          <w:rFonts w:eastAsia="Times New Roman" w:cs="Segoe UI"/>
+          <w:rFonts w:ascii="Arial" w:eastAsia="Times New Roman" w:hAnsi="Arial" w:cs="Arial"/>
           <w:kern w:val="0"/>
           <w:sz w:val="28"/>
           <w:szCs w:val="28"/>
@@ -1010,7 +1481,7 @@
       </w:r>
       <w:r>
         <w:rPr>
-          <w:rFonts w:eastAsia="Times New Roman" w:cs="Segoe UI"/>
+          <w:rFonts w:ascii="Arial" w:eastAsia="Times New Roman" w:hAnsi="Arial" w:cs="Arial"/>
           <w:kern w:val="0"/>
           <w:sz w:val="28"/>
           <w:szCs w:val="28"/>
@@ -1021,7 +1492,7 @@
       </w:r>
       <w:r>
         <w:rPr>
-          <w:rFonts w:eastAsia="Times New Roman" w:cs="Segoe UI"/>
+          <w:rFonts w:ascii="Arial" w:eastAsia="Times New Roman" w:hAnsi="Arial" w:cs="Arial"/>
           <w:kern w:val="0"/>
           <w:sz w:val="28"/>
           <w:szCs w:val="28"/>
@@ -1035,89 +1506,185 @@
       <w:pPr>
         <w:spacing w:after="0" w:line="240" w:lineRule="auto"/>
         <w:rPr>
-          <w:rFonts w:eastAsia="Times New Roman" w:cs="Segoe UI"/>
-          <w:kern w:val="0"/>
-          <w:sz w:val="20"/>
-          <w:szCs w:val="20"/>
-          <w:lang w:eastAsia="it-IT"/>
-          <w14:ligatures w14:val="none"/>
-        </w:rPr>
-      </w:pPr>
-      <w:r>
-        <w:rPr>
-          <w:rFonts w:eastAsia="Times New Roman" w:cs="Segoe UI"/>
-          <w:kern w:val="0"/>
-          <w:sz w:val="20"/>
-          <w:szCs w:val="20"/>
-          <w:lang w:eastAsia="it-IT"/>
-          <w14:ligatures w14:val="none"/>
-        </w:rPr>
-        <w:t>6.1 Strategia di testing — unit test, widget test, integration test in Dart</w:t>
+          <w:rFonts w:ascii="Arial" w:eastAsia="Times New Roman" w:hAnsi="Arial" w:cs="Arial"/>
+          <w:kern w:val="0"/>
+          <w:sz w:val="20"/>
+          <w:szCs w:val="20"/>
+          <w:lang w:eastAsia="it-IT"/>
+          <w14:ligatures w14:val="none"/>
+        </w:rPr>
+      </w:pPr>
+      <w:r>
+        <w:rPr>
+          <w:rFonts w:ascii="Arial" w:eastAsia="Times New Roman" w:hAnsi="Arial" w:cs="Arial"/>
+          <w:kern w:val="0"/>
+          <w:sz w:val="20"/>
+          <w:szCs w:val="20"/>
+          <w:lang w:eastAsia="it-IT"/>
+          <w14:ligatures w14:val="none"/>
+        </w:rPr>
+        <w:t xml:space="preserve">6.1 Strategia di testing — </w:t>
+      </w:r>
+      <w:proofErr w:type="spellStart"/>
+      <w:r>
+        <w:rPr>
+          <w:rFonts w:ascii="Arial" w:eastAsia="Times New Roman" w:hAnsi="Arial" w:cs="Arial"/>
+          <w:kern w:val="0"/>
+          <w:sz w:val="20"/>
+          <w:szCs w:val="20"/>
+          <w:lang w:eastAsia="it-IT"/>
+          <w14:ligatures w14:val="none"/>
+        </w:rPr>
+        <w:t>unit</w:t>
+      </w:r>
+      <w:proofErr w:type="spellEnd"/>
+      <w:r>
+        <w:rPr>
+          <w:rFonts w:ascii="Arial" w:eastAsia="Times New Roman" w:hAnsi="Arial" w:cs="Arial"/>
+          <w:kern w:val="0"/>
+          <w:sz w:val="20"/>
+          <w:szCs w:val="20"/>
+          <w:lang w:eastAsia="it-IT"/>
+          <w14:ligatures w14:val="none"/>
+        </w:rPr>
+        <w:t xml:space="preserve"> test, widget test, </w:t>
+      </w:r>
+      <w:proofErr w:type="spellStart"/>
+      <w:r>
+        <w:rPr>
+          <w:rFonts w:ascii="Arial" w:eastAsia="Times New Roman" w:hAnsi="Arial" w:cs="Arial"/>
+          <w:kern w:val="0"/>
+          <w:sz w:val="20"/>
+          <w:szCs w:val="20"/>
+          <w:lang w:eastAsia="it-IT"/>
+          <w14:ligatures w14:val="none"/>
+        </w:rPr>
+        <w:t>integration</w:t>
+      </w:r>
+      <w:proofErr w:type="spellEnd"/>
+      <w:r>
+        <w:rPr>
+          <w:rFonts w:ascii="Arial" w:eastAsia="Times New Roman" w:hAnsi="Arial" w:cs="Arial"/>
+          <w:kern w:val="0"/>
+          <w:sz w:val="20"/>
+          <w:szCs w:val="20"/>
+          <w:lang w:eastAsia="it-IT"/>
+          <w14:ligatures w14:val="none"/>
+        </w:rPr>
+        <w:t xml:space="preserve"> test in Dart</w:t>
       </w:r>
     </w:p>
     <w:p>
       <w:pPr>
         <w:spacing w:after="0" w:line="240" w:lineRule="auto"/>
         <w:rPr>
-          <w:rFonts w:eastAsia="Times New Roman" w:cs="Segoe UI"/>
-          <w:kern w:val="0"/>
-          <w:sz w:val="20"/>
-          <w:szCs w:val="20"/>
-          <w:lang w:eastAsia="it-IT"/>
-          <w14:ligatures w14:val="none"/>
-        </w:rPr>
-      </w:pPr>
-      <w:r>
-        <w:rPr>
-          <w:rFonts w:eastAsia="Times New Roman" w:cs="Segoe UI"/>
-          <w:kern w:val="0"/>
-          <w:sz w:val="20"/>
-          <w:szCs w:val="20"/>
-          <w:lang w:eastAsia="it-IT"/>
-          <w14:ligatures w14:val="none"/>
-        </w:rPr>
-        <w:t>6.2 Confronto con i test JUnit del prototipo Java</w:t>
+          <w:rFonts w:ascii="Arial" w:eastAsia="Times New Roman" w:hAnsi="Arial" w:cs="Arial"/>
+          <w:kern w:val="0"/>
+          <w:sz w:val="20"/>
+          <w:szCs w:val="20"/>
+          <w:lang w:eastAsia="it-IT"/>
+          <w14:ligatures w14:val="none"/>
+        </w:rPr>
+      </w:pPr>
+      <w:r>
+        <w:rPr>
+          <w:rFonts w:ascii="Arial" w:eastAsia="Times New Roman" w:hAnsi="Arial" w:cs="Arial"/>
+          <w:kern w:val="0"/>
+          <w:sz w:val="20"/>
+          <w:szCs w:val="20"/>
+          <w:lang w:eastAsia="it-IT"/>
+          <w14:ligatures w14:val="none"/>
+        </w:rPr>
+        <w:t xml:space="preserve">6.2 Confronto con i test </w:t>
+      </w:r>
+      <w:proofErr w:type="spellStart"/>
+      <w:r>
+        <w:rPr>
+          <w:rFonts w:ascii="Arial" w:eastAsia="Times New Roman" w:hAnsi="Arial" w:cs="Arial"/>
+          <w:kern w:val="0"/>
+          <w:sz w:val="20"/>
+          <w:szCs w:val="20"/>
+          <w:lang w:eastAsia="it-IT"/>
+          <w14:ligatures w14:val="none"/>
+        </w:rPr>
+        <w:t>JUnit</w:t>
+      </w:r>
+      <w:proofErr w:type="spellEnd"/>
+      <w:r>
+        <w:rPr>
+          <w:rFonts w:ascii="Arial" w:eastAsia="Times New Roman" w:hAnsi="Arial" w:cs="Arial"/>
+          <w:kern w:val="0"/>
+          <w:sz w:val="20"/>
+          <w:szCs w:val="20"/>
+          <w:lang w:eastAsia="it-IT"/>
+          <w14:ligatures w14:val="none"/>
+        </w:rPr>
+        <w:t xml:space="preserve"> del prototipo Java</w:t>
       </w:r>
     </w:p>
     <w:p>
       <w:pPr>
         <w:spacing w:after="0" w:line="240" w:lineRule="auto"/>
         <w:rPr>
-          <w:rFonts w:eastAsia="Times New Roman" w:cs="Segoe UI"/>
-          <w:kern w:val="0"/>
-          <w:sz w:val="20"/>
-          <w:szCs w:val="20"/>
-          <w:lang w:eastAsia="it-IT"/>
-          <w14:ligatures w14:val="none"/>
-        </w:rPr>
-      </w:pPr>
-      <w:r>
-        <w:rPr>
-          <w:rFonts w:eastAsia="Times New Roman" w:cs="Segoe UI"/>
-          <w:kern w:val="0"/>
-          <w:sz w:val="20"/>
-          <w:szCs w:val="20"/>
-          <w:lang w:eastAsia="it-IT"/>
-          <w14:ligatures w14:val="none"/>
-        </w:rPr>
-        <w:t>6.3 Test su emulatore e device reale — casi critici (prenotazioni concorrenti, autenticazione)</w:t>
+          <w:rFonts w:ascii="Arial" w:eastAsia="Times New Roman" w:hAnsi="Arial" w:cs="Arial"/>
+          <w:kern w:val="0"/>
+          <w:sz w:val="20"/>
+          <w:szCs w:val="20"/>
+          <w:lang w:eastAsia="it-IT"/>
+          <w14:ligatures w14:val="none"/>
+        </w:rPr>
+      </w:pPr>
+      <w:r>
+        <w:rPr>
+          <w:rFonts w:ascii="Arial" w:eastAsia="Times New Roman" w:hAnsi="Arial" w:cs="Arial"/>
+          <w:kern w:val="0"/>
+          <w:sz w:val="20"/>
+          <w:szCs w:val="20"/>
+          <w:lang w:eastAsia="it-IT"/>
+          <w14:ligatures w14:val="none"/>
+        </w:rPr>
+        <w:t xml:space="preserve">6.3 Test su emulatore e </w:t>
+      </w:r>
+      <w:proofErr w:type="gramStart"/>
+      <w:r>
+        <w:rPr>
+          <w:rFonts w:ascii="Arial" w:eastAsia="Times New Roman" w:hAnsi="Arial" w:cs="Arial"/>
+          <w:kern w:val="0"/>
+          <w:sz w:val="20"/>
+          <w:szCs w:val="20"/>
+          <w:lang w:eastAsia="it-IT"/>
+          <w14:ligatures w14:val="none"/>
+        </w:rPr>
+        <w:t>device</w:t>
+      </w:r>
+      <w:proofErr w:type="gramEnd"/>
+      <w:r>
+        <w:rPr>
+          <w:rFonts w:ascii="Arial" w:eastAsia="Times New Roman" w:hAnsi="Arial" w:cs="Arial"/>
+          <w:kern w:val="0"/>
+          <w:sz w:val="20"/>
+          <w:szCs w:val="20"/>
+          <w:lang w:eastAsia="it-IT"/>
+          <w14:ligatures w14:val="none"/>
+        </w:rPr>
+        <w:t xml:space="preserve"> reale — casi critici (prenotazioni concorrenti, autenticazione)</w:t>
       </w:r>
     </w:p>
     <w:p>
       <w:pPr>
         <w:spacing w:after="0" w:line="240" w:lineRule="auto"/>
         <w:rPr>
-          <w:rFonts w:eastAsia="Times New Roman" w:cs="Segoe UI"/>
-          <w:kern w:val="0"/>
-          <w:sz w:val="20"/>
-          <w:szCs w:val="20"/>
-          <w:lang w:eastAsia="it-IT"/>
-          <w14:ligatures w14:val="none"/>
-        </w:rPr>
-      </w:pPr>
-      <w:r>
-        <w:rPr>
-          <w:rFonts w:eastAsia="Times New Roman" w:cs="Segoe UI"/>
+          <w:rFonts w:ascii="Arial" w:eastAsia="Times New Roman" w:hAnsi="Arial" w:cs="Arial"/>
+          <w:kern w:val="0"/>
+          <w:sz w:val="20"/>
+          <w:szCs w:val="20"/>
+          <w:lang w:eastAsia="it-IT"/>
+          <w14:ligatures w14:val="none"/>
+        </w:rPr>
+      </w:pPr>
+      <w:r>
+        <w:rPr>
+          <w:rFonts w:ascii="Arial" w:eastAsia="Times New Roman" w:hAnsi="Arial" w:cs="Arial"/>
           <w:kern w:val="0"/>
           <w:sz w:val="20"/>
           <w:szCs w:val="20"/>
@@ -1131,7 +1698,7 @@
       <w:pPr>
         <w:spacing w:after="0" w:line="240" w:lineRule="auto"/>
         <w:rPr>
-          <w:rFonts w:eastAsia="Times New Roman" w:cs="Segoe UI"/>
+          <w:rFonts w:ascii="Arial" w:eastAsia="Times New Roman" w:hAnsi="Arial" w:cs="Arial"/>
           <w:kern w:val="0"/>
           <w:sz w:val="28"/>
           <w:szCs w:val="28"/>
@@ -1141,7 +1708,7 @@
       </w:pPr>
       <w:r>
         <w:rPr>
-          <w:rFonts w:eastAsia="Times New Roman" w:cs="Segoe UI"/>
+          <w:rFonts w:ascii="Arial" w:eastAsia="Times New Roman" w:hAnsi="Arial" w:cs="Arial"/>
           <w:kern w:val="0"/>
           <w:sz w:val="28"/>
           <w:szCs w:val="28"/>
@@ -1152,7 +1719,7 @@
       </w:r>
       <w:r>
         <w:rPr>
-          <w:rFonts w:eastAsia="Times New Roman" w:cs="Segoe UI"/>
+          <w:rFonts w:ascii="Arial" w:eastAsia="Times New Roman" w:hAnsi="Arial" w:cs="Arial"/>
           <w:kern w:val="0"/>
           <w:sz w:val="28"/>
           <w:szCs w:val="28"/>
@@ -1163,7 +1730,7 @@
       </w:r>
       <w:r>
         <w:rPr>
-          <w:rFonts w:eastAsia="Times New Roman" w:cs="Segoe UI"/>
+          <w:rFonts w:ascii="Arial" w:eastAsia="Times New Roman" w:hAnsi="Arial" w:cs="Arial"/>
           <w:kern w:val="0"/>
           <w:sz w:val="28"/>
           <w:szCs w:val="28"/>
@@ -1177,17 +1744,17 @@
       <w:pPr>
         <w:spacing w:after="0" w:line="240" w:lineRule="auto"/>
         <w:rPr>
-          <w:rFonts w:eastAsia="Times New Roman" w:cs="Segoe UI"/>
-          <w:kern w:val="0"/>
-          <w:sz w:val="20"/>
-          <w:szCs w:val="20"/>
-          <w:lang w:eastAsia="it-IT"/>
-          <w14:ligatures w14:val="none"/>
-        </w:rPr>
-      </w:pPr>
-      <w:r>
-        <w:rPr>
-          <w:rFonts w:eastAsia="Times New Roman" w:cs="Segoe UI"/>
+          <w:rFonts w:ascii="Arial" w:eastAsia="Times New Roman" w:hAnsi="Arial" w:cs="Arial"/>
+          <w:kern w:val="0"/>
+          <w:sz w:val="20"/>
+          <w:szCs w:val="20"/>
+          <w:lang w:eastAsia="it-IT"/>
+          <w14:ligatures w14:val="none"/>
+        </w:rPr>
+      </w:pPr>
+      <w:r>
+        <w:rPr>
+          <w:rFonts w:ascii="Arial" w:eastAsia="Times New Roman" w:hAnsi="Arial" w:cs="Arial"/>
           <w:kern w:val="0"/>
           <w:sz w:val="20"/>
           <w:szCs w:val="20"/>
@@ -1201,17 +1768,17 @@
       <w:pPr>
         <w:spacing w:after="0" w:line="240" w:lineRule="auto"/>
         <w:rPr>
-          <w:rFonts w:eastAsia="Times New Roman" w:cs="Segoe UI"/>
-          <w:kern w:val="0"/>
-          <w:sz w:val="20"/>
-          <w:szCs w:val="20"/>
-          <w:lang w:eastAsia="it-IT"/>
-          <w14:ligatures w14:val="none"/>
-        </w:rPr>
-      </w:pPr>
-      <w:r>
-        <w:rPr>
-          <w:rFonts w:eastAsia="Times New Roman" w:cs="Segoe UI"/>
+          <w:rFonts w:ascii="Arial" w:eastAsia="Times New Roman" w:hAnsi="Arial" w:cs="Arial"/>
+          <w:kern w:val="0"/>
+          <w:sz w:val="20"/>
+          <w:szCs w:val="20"/>
+          <w:lang w:eastAsia="it-IT"/>
+          <w14:ligatures w14:val="none"/>
+        </w:rPr>
+      </w:pPr>
+      <w:r>
+        <w:rPr>
+          <w:rFonts w:ascii="Arial" w:eastAsia="Times New Roman" w:hAnsi="Arial" w:cs="Arial"/>
           <w:kern w:val="0"/>
           <w:sz w:val="20"/>
           <w:szCs w:val="20"/>
@@ -1225,41 +1792,65 @@
       <w:pPr>
         <w:spacing w:after="0" w:line="240" w:lineRule="auto"/>
         <w:rPr>
-          <w:rFonts w:eastAsia="Times New Roman" w:cs="Segoe UI"/>
-          <w:kern w:val="0"/>
-          <w:sz w:val="20"/>
-          <w:szCs w:val="20"/>
-          <w:lang w:eastAsia="it-IT"/>
-          <w14:ligatures w14:val="none"/>
-        </w:rPr>
-      </w:pPr>
-      <w:r>
-        <w:rPr>
-          <w:rFonts w:eastAsia="Times New Roman" w:cs="Segoe UI"/>
-          <w:kern w:val="0"/>
-          <w:sz w:val="20"/>
-          <w:szCs w:val="20"/>
-          <w:lang w:eastAsia="it-IT"/>
-          <w14:ligatures w14:val="none"/>
-        </w:rPr>
-        <w:t>7.3 Limiti attuali e possibili sviluppi futuri (notifiche push, GPS, QR code)</w:t>
+          <w:rFonts w:ascii="Arial" w:eastAsia="Times New Roman" w:hAnsi="Arial" w:cs="Arial"/>
+          <w:kern w:val="0"/>
+          <w:sz w:val="20"/>
+          <w:szCs w:val="20"/>
+          <w:lang w:eastAsia="it-IT"/>
+          <w14:ligatures w14:val="none"/>
+        </w:rPr>
+      </w:pPr>
+      <w:r>
+        <w:rPr>
+          <w:rFonts w:ascii="Arial" w:eastAsia="Times New Roman" w:hAnsi="Arial" w:cs="Arial"/>
+          <w:kern w:val="0"/>
+          <w:sz w:val="20"/>
+          <w:szCs w:val="20"/>
+          <w:lang w:eastAsia="it-IT"/>
+          <w14:ligatures w14:val="none"/>
+        </w:rPr>
+        <w:t xml:space="preserve">7.3 Limiti attuali e possibili sviluppi futuri (notifiche </w:t>
+      </w:r>
+      <w:proofErr w:type="spellStart"/>
+      <w:r>
+        <w:rPr>
+          <w:rFonts w:ascii="Arial" w:eastAsia="Times New Roman" w:hAnsi="Arial" w:cs="Arial"/>
+          <w:kern w:val="0"/>
+          <w:sz w:val="20"/>
+          <w:szCs w:val="20"/>
+          <w:lang w:eastAsia="it-IT"/>
+          <w14:ligatures w14:val="none"/>
+        </w:rPr>
+        <w:t>push</w:t>
+      </w:r>
+      <w:proofErr w:type="spellEnd"/>
+      <w:r>
+        <w:rPr>
+          <w:rFonts w:ascii="Arial" w:eastAsia="Times New Roman" w:hAnsi="Arial" w:cs="Arial"/>
+          <w:kern w:val="0"/>
+          <w:sz w:val="20"/>
+          <w:szCs w:val="20"/>
+          <w:lang w:eastAsia="it-IT"/>
+          <w14:ligatures w14:val="none"/>
+        </w:rPr>
+        <w:t>, GPS, QR code)</w:t>
       </w:r>
     </w:p>
     <w:p>
       <w:pPr>
         <w:spacing w:after="0" w:line="240" w:lineRule="auto"/>
         <w:rPr>
-          <w:rFonts w:eastAsia="Times New Roman" w:cs="Segoe UI"/>
-          <w:kern w:val="0"/>
-          <w:sz w:val="20"/>
-          <w:szCs w:val="20"/>
-          <w:lang w:eastAsia="it-IT"/>
-          <w14:ligatures w14:val="none"/>
-        </w:rPr>
-      </w:pPr>
-      <w:r>
-        <w:rPr>
-          <w:rFonts w:eastAsia="Times New Roman" w:cs="Segoe UI"/>
+          <w:rFonts w:ascii="Arial" w:eastAsia="Times New Roman" w:hAnsi="Arial" w:cs="Arial"/>
+          <w:kern w:val="0"/>
+          <w:sz w:val="20"/>
+          <w:szCs w:val="20"/>
+          <w:lang w:eastAsia="it-IT"/>
+          <w14:ligatures w14:val="none"/>
+        </w:rPr>
+      </w:pPr>
+      <w:r>
+        <w:rPr>
+          <w:rFonts w:ascii="Arial" w:eastAsia="Times New Roman" w:hAnsi="Arial" w:cs="Arial"/>
           <w:kern w:val="0"/>
           <w:sz w:val="20"/>
           <w:szCs w:val="20"/>
@@ -1273,7 +1864,7 @@
       <w:pPr>
         <w:spacing w:after="0" w:line="240" w:lineRule="auto"/>
         <w:rPr>
-          <w:rFonts w:eastAsia="Times New Roman" w:cs="Segoe UI"/>
+          <w:rFonts w:ascii="Arial" w:eastAsia="Times New Roman" w:hAnsi="Arial" w:cs="Arial"/>
           <w:kern w:val="0"/>
           <w:sz w:val="28"/>
           <w:szCs w:val="28"/>
@@ -1283,7 +1874,7 @@
       </w:pPr>
       <w:r>
         <w:rPr>
-          <w:rFonts w:eastAsia="Times New Roman" w:cs="Segoe UI"/>
+          <w:rFonts w:ascii="Arial" w:eastAsia="Times New Roman" w:hAnsi="Arial" w:cs="Arial"/>
           <w:kern w:val="0"/>
           <w:sz w:val="28"/>
           <w:szCs w:val="28"/>
@@ -1294,7 +1885,7 @@
       </w:r>
       <w:r>
         <w:rPr>
-          <w:rFonts w:eastAsia="Times New Roman" w:cs="Segoe UI"/>
+          <w:rFonts w:ascii="Arial" w:eastAsia="Times New Roman" w:hAnsi="Arial" w:cs="Arial"/>
           <w:kern w:val="0"/>
           <w:sz w:val="28"/>
           <w:szCs w:val="28"/>
@@ -1305,7 +1896,7 @@
       </w:r>
       <w:r>
         <w:rPr>
-          <w:rFonts w:eastAsia="Times New Roman" w:cs="Segoe UI"/>
+          <w:rFonts w:ascii="Arial" w:eastAsia="Times New Roman" w:hAnsi="Arial" w:cs="Arial"/>
           <w:kern w:val="0"/>
           <w:sz w:val="28"/>
           <w:szCs w:val="28"/>
@@ -1319,17 +1910,17 @@
       <w:pPr>
         <w:spacing w:after="0" w:line="240" w:lineRule="auto"/>
         <w:rPr>
-          <w:rFonts w:eastAsia="Times New Roman" w:cs="Segoe UI"/>
-          <w:kern w:val="0"/>
-          <w:sz w:val="20"/>
-          <w:szCs w:val="20"/>
-          <w:lang w:eastAsia="it-IT"/>
-          <w14:ligatures w14:val="none"/>
-        </w:rPr>
-      </w:pPr>
-      <w:r>
-        <w:rPr>
-          <w:rFonts w:eastAsia="Times New Roman" w:cs="Segoe UI"/>
+          <w:rFonts w:ascii="Arial" w:eastAsia="Times New Roman" w:hAnsi="Arial" w:cs="Arial"/>
+          <w:kern w:val="0"/>
+          <w:sz w:val="20"/>
+          <w:szCs w:val="20"/>
+          <w:lang w:eastAsia="it-IT"/>
+          <w14:ligatures w14:val="none"/>
+        </w:rPr>
+      </w:pPr>
+      <w:r>
+        <w:rPr>
+          <w:rFonts w:ascii="Arial" w:eastAsia="Times New Roman" w:hAnsi="Arial" w:cs="Arial"/>
           <w:kern w:val="0"/>
           <w:sz w:val="20"/>
           <w:szCs w:val="20"/>
@@ -1343,17 +1934,17 @@
       <w:pPr>
         <w:spacing w:after="0" w:line="240" w:lineRule="auto"/>
         <w:rPr>
-          <w:rFonts w:eastAsia="Times New Roman" w:cs="Segoe UI"/>
-          <w:kern w:val="0"/>
-          <w:sz w:val="20"/>
-          <w:szCs w:val="20"/>
-          <w:lang w:eastAsia="it-IT"/>
-          <w14:ligatures w14:val="none"/>
-        </w:rPr>
-      </w:pPr>
-      <w:r>
-        <w:rPr>
-          <w:rFonts w:eastAsia="Times New Roman" w:cs="Segoe UI"/>
+          <w:rFonts w:ascii="Arial" w:eastAsia="Times New Roman" w:hAnsi="Arial" w:cs="Arial"/>
+          <w:kern w:val="0"/>
+          <w:sz w:val="20"/>
+          <w:szCs w:val="20"/>
+          <w:lang w:eastAsia="it-IT"/>
+          <w14:ligatures w14:val="none"/>
+        </w:rPr>
+      </w:pPr>
+      <w:r>
+        <w:rPr>
+          <w:rFonts w:ascii="Arial" w:eastAsia="Times New Roman" w:hAnsi="Arial" w:cs="Arial"/>
           <w:kern w:val="0"/>
           <w:sz w:val="20"/>
           <w:szCs w:val="20"/>
@@ -1367,38 +1958,731 @@
       <w:pPr>
         <w:spacing w:after="0" w:line="240" w:lineRule="auto"/>
         <w:rPr>
-          <w:rFonts w:eastAsia="Times New Roman" w:cs="Segoe UI"/>
-          <w:kern w:val="0"/>
-          <w:sz w:val="20"/>
-          <w:szCs w:val="20"/>
-          <w:lang w:eastAsia="it-IT"/>
-          <w14:ligatures w14:val="none"/>
-        </w:rPr>
-      </w:pPr>
-      <w:r>
-        <w:rPr>
-          <w:rFonts w:eastAsia="Times New Roman" w:cs="Segoe UI"/>
-          <w:kern w:val="0"/>
-          <w:sz w:val="20"/>
-          <w:szCs w:val="20"/>
-          <w:lang w:eastAsia="it-IT"/>
-          <w14:ligatures w14:val="none"/>
-        </w:rPr>
-        <w:t xml:space="preserve">Appendice B — Snippet di codice significativi </w:t>
-      </w:r>
-      <w:r>
-        <w:rPr>
-          <w:rFonts w:eastAsia="Times New Roman" w:cs="Segoe UI"/>
-          <w:kern w:val="0"/>
-          <w:sz w:val="20"/>
-          <w:szCs w:val="20"/>
-          <w:lang w:eastAsia="it-IT"/>
-          <w14:ligatures w14:val="none"/>
-        </w:rPr>
-        <w:t>: ?</w:t>
-      </w:r>
-    </w:p>
-    <w:p/>
+          <w:rFonts w:ascii="Arial" w:eastAsia="Times New Roman" w:hAnsi="Arial" w:cs="Arial"/>
+          <w:kern w:val="0"/>
+          <w:sz w:val="20"/>
+          <w:szCs w:val="20"/>
+          <w:lang w:eastAsia="it-IT"/>
+          <w14:ligatures w14:val="none"/>
+        </w:rPr>
+      </w:pPr>
+      <w:r>
+        <w:rPr>
+          <w:rFonts w:ascii="Arial" w:eastAsia="Times New Roman" w:hAnsi="Arial" w:cs="Arial"/>
+          <w:kern w:val="0"/>
+          <w:sz w:val="20"/>
+          <w:szCs w:val="20"/>
+          <w:lang w:eastAsia="it-IT"/>
+          <w14:ligatures w14:val="none"/>
+        </w:rPr>
+        <w:t xml:space="preserve">Appendice B — </w:t>
+      </w:r>
+      <w:proofErr w:type="spellStart"/>
+      <w:r>
+        <w:rPr>
+          <w:rFonts w:ascii="Arial" w:eastAsia="Times New Roman" w:hAnsi="Arial" w:cs="Arial"/>
+          <w:kern w:val="0"/>
+          <w:sz w:val="20"/>
+          <w:szCs w:val="20"/>
+          <w:lang w:eastAsia="it-IT"/>
+          <w14:ligatures w14:val="none"/>
+        </w:rPr>
+        <w:t>Snippet</w:t>
+      </w:r>
+      <w:proofErr w:type="spellEnd"/>
+      <w:r>
+        <w:rPr>
+          <w:rFonts w:ascii="Arial" w:eastAsia="Times New Roman" w:hAnsi="Arial" w:cs="Arial"/>
+          <w:kern w:val="0"/>
+          <w:sz w:val="20"/>
+          <w:szCs w:val="20"/>
+          <w:lang w:eastAsia="it-IT"/>
+          <w14:ligatures w14:val="none"/>
+        </w:rPr>
+        <w:t xml:space="preserve"> di codice </w:t>
+      </w:r>
+      <w:proofErr w:type="gramStart"/>
+      <w:r>
+        <w:rPr>
+          <w:rFonts w:ascii="Arial" w:eastAsia="Times New Roman" w:hAnsi="Arial" w:cs="Arial"/>
+          <w:kern w:val="0"/>
+          <w:sz w:val="20"/>
+          <w:szCs w:val="20"/>
+          <w:lang w:eastAsia="it-IT"/>
+          <w14:ligatures w14:val="none"/>
+        </w:rPr>
+        <w:t xml:space="preserve">significativi </w:t>
+      </w:r>
+      <w:r>
+        <w:rPr>
+          <w:rFonts w:ascii="Arial" w:eastAsia="Times New Roman" w:hAnsi="Arial" w:cs="Arial"/>
+          <w:kern w:val="0"/>
+          <w:sz w:val="20"/>
+          <w:szCs w:val="20"/>
+          <w:lang w:eastAsia="it-IT"/>
+          <w14:ligatures w14:val="none"/>
+        </w:rPr>
+        <w:t>:</w:t>
+      </w:r>
+      <w:proofErr w:type="gramEnd"/>
+      <w:r>
+        <w:rPr>
+          <w:rFonts w:ascii="Arial" w:eastAsia="Times New Roman" w:hAnsi="Arial" w:cs="Arial"/>
+          <w:kern w:val="0"/>
+          <w:sz w:val="20"/>
+          <w:szCs w:val="20"/>
+          <w:lang w:eastAsia="it-IT"/>
+          <w14:ligatures w14:val="none"/>
+        </w:rPr>
+        <w:t xml:space="preserve"> ?</w:t>
+      </w:r>
+    </w:p>
+    <w:p>
+      <w:pPr>
+        <w:rPr>
+          <w:rFonts w:ascii="Arial" w:hAnsi="Arial" w:cs="Arial"/>
+        </w:rPr>
+      </w:pPr>
+    </w:p>
+    <w:p>
+      <w:pPr>
+        <w:rPr>
+          <w:rFonts w:ascii="Arial" w:hAnsi="Arial" w:cs="Arial"/>
+        </w:rPr>
+      </w:pPr>
+    </w:p>
+    <w:p>
+      <w:pPr>
+        <w:rPr>
+          <w:rFonts w:ascii="Arial" w:hAnsi="Arial" w:cs="Arial"/>
+        </w:rPr>
+      </w:pPr>
+    </w:p>
+    <w:p>
+      <w:pPr>
+        <w:rPr>
+          <w:rFonts w:ascii="Arial" w:hAnsi="Arial" w:cs="Arial"/>
+        </w:rPr>
+      </w:pPr>
+    </w:p>
+    <w:p>
+      <w:pPr>
+        <w:spacing w:before="100" w:beforeAutospacing="1" w:after="100" w:afterAutospacing="1" w:line="240" w:lineRule="auto"/>
+        <w:outlineLvl w:val="0"/>
+        <w:rPr>
+          <w:rFonts w:ascii="Arial" w:eastAsia="Times New Roman" w:hAnsi="Arial" w:cs="Arial"/>
+          <w:b/>
+          <w:bCs/>
+          <w:kern w:val="36"/>
+          <w:sz w:val="48"/>
+          <w:szCs w:val="48"/>
+          <w:lang w:eastAsia="it-IT"/>
+          <w14:ligatures w14:val="none"/>
+        </w:rPr>
+      </w:pPr>
+      <w:r>
+        <w:rPr>
+          <w:rFonts w:ascii="Arial" w:eastAsia="Times New Roman" w:hAnsi="Arial" w:cs="Arial"/>
+          <w:b/>
+          <w:bCs/>
+          <w:kern w:val="36"/>
+          <w:sz w:val="48"/>
+          <w:szCs w:val="48"/>
+          <w:lang w:eastAsia="it-IT"/>
+          <w14:ligatures w14:val="none"/>
+        </w:rPr>
+        <w:lastRenderedPageBreak/>
+        <w:t>1. Introduzione</w:t>
+      </w:r>
+    </w:p>
+    <w:p>
+      <w:pPr>
+        <w:spacing w:before="100" w:beforeAutospacing="1" w:after="100" w:afterAutospacing="1" w:line="240" w:lineRule="auto"/>
+        <w:outlineLvl w:val="1"/>
+        <w:rPr>
+          <w:rFonts w:ascii="Arial" w:eastAsia="Times New Roman" w:hAnsi="Arial" w:cs="Arial"/>
+          <w:b/>
+          <w:bCs/>
+          <w:kern w:val="0"/>
+          <w:sz w:val="36"/>
+          <w:szCs w:val="36"/>
+          <w:lang w:eastAsia="it-IT"/>
+          <w14:ligatures w14:val="none"/>
+        </w:rPr>
+      </w:pPr>
+      <w:r>
+        <w:rPr>
+          <w:rFonts w:ascii="Arial" w:eastAsia="Times New Roman" w:hAnsi="Arial" w:cs="Arial"/>
+          <w:b/>
+          <w:bCs/>
+          <w:kern w:val="0"/>
+          <w:sz w:val="36"/>
+          <w:szCs w:val="36"/>
+          <w:lang w:eastAsia="it-IT"/>
+          <w14:ligatures w14:val="none"/>
+        </w:rPr>
+        <w:t>1.1 Premessa e origini del progetto</w:t>
+      </w:r>
+    </w:p>
+    <w:p>
+      <w:pPr>
+        <w:spacing w:before="100" w:beforeAutospacing="1" w:after="100" w:afterAutospacing="1" w:line="240" w:lineRule="auto"/>
+        <w:rPr>
+          <w:rFonts w:ascii="Arial" w:eastAsia="Times New Roman" w:hAnsi="Arial" w:cs="Arial"/>
+          <w:kern w:val="0"/>
+          <w:lang w:eastAsia="it-IT"/>
+          <w14:ligatures w14:val="none"/>
+        </w:rPr>
+      </w:pPr>
+      <w:r>
+        <w:rPr>
+          <w:rFonts w:ascii="Arial" w:eastAsia="Times New Roman" w:hAnsi="Arial" w:cs="Arial"/>
+          <w:kern w:val="0"/>
+          <w:lang w:eastAsia="it-IT"/>
+          <w14:ligatures w14:val="none"/>
+        </w:rPr>
+        <w:t xml:space="preserve">Il presente lavoro di tesi trae le sue origini da un progetto accademico sviluppato nell'ambito del corso di Ingegneria del Software, denominato </w:t>
+      </w:r>
+      <w:proofErr w:type="spellStart"/>
+      <w:r>
+        <w:rPr>
+          <w:rFonts w:ascii="Arial" w:eastAsia="Times New Roman" w:hAnsi="Arial" w:cs="Arial"/>
+          <w:i/>
+          <w:iCs/>
+          <w:kern w:val="0"/>
+          <w:lang w:eastAsia="it-IT"/>
+          <w14:ligatures w14:val="none"/>
+        </w:rPr>
+        <w:t>FleetManager</w:t>
+      </w:r>
+      <w:proofErr w:type="spellEnd"/>
+      <w:r>
+        <w:rPr>
+          <w:rFonts w:ascii="Arial" w:eastAsia="Times New Roman" w:hAnsi="Arial" w:cs="Arial"/>
+          <w:kern w:val="0"/>
+          <w:lang w:eastAsia="it-IT"/>
+          <w14:ligatures w14:val="none"/>
+        </w:rPr>
+        <w:t xml:space="preserve">. L'obiettivo iniziale era la realizzazione di un sistema desktop per la gestione di una flotta aziendale, focalizzato sull'applicazione rigorosa dei principi di progettazione UML, del linguaggio Java e del testing automatico tramite </w:t>
+      </w:r>
+      <w:proofErr w:type="spellStart"/>
+      <w:r>
+        <w:rPr>
+          <w:rFonts w:ascii="Arial" w:eastAsia="Times New Roman" w:hAnsi="Arial" w:cs="Arial"/>
+          <w:kern w:val="0"/>
+          <w:lang w:eastAsia="it-IT"/>
+          <w14:ligatures w14:val="none"/>
+        </w:rPr>
+        <w:t>JUnit</w:t>
+      </w:r>
+      <w:proofErr w:type="spellEnd"/>
+      <w:r>
+        <w:rPr>
+          <w:rFonts w:ascii="Arial" w:eastAsia="Times New Roman" w:hAnsi="Arial" w:cs="Arial"/>
+          <w:kern w:val="0"/>
+          <w:lang w:eastAsia="it-IT"/>
+          <w14:ligatures w14:val="none"/>
+        </w:rPr>
+        <w:t>.</w:t>
+      </w:r>
+    </w:p>
+    <w:p>
+      <w:pPr>
+        <w:spacing w:before="100" w:beforeAutospacing="1" w:after="100" w:afterAutospacing="1" w:line="240" w:lineRule="auto"/>
+        <w:rPr>
+          <w:rFonts w:ascii="Arial" w:eastAsia="Times New Roman" w:hAnsi="Arial" w:cs="Arial"/>
+          <w:kern w:val="0"/>
+          <w:lang w:eastAsia="it-IT"/>
+          <w14:ligatures w14:val="none"/>
+        </w:rPr>
+      </w:pPr>
+      <w:r>
+        <w:rPr>
+          <w:rFonts w:ascii="Arial" w:eastAsia="Times New Roman" w:hAnsi="Arial" w:cs="Arial"/>
+          <w:kern w:val="0"/>
+          <w:lang w:eastAsia="it-IT"/>
+          <w14:ligatures w14:val="none"/>
+        </w:rPr>
+        <w:t>Sebbene quella versione avesse soddisfatto pienamente i requisiti didattici, presentava limiti strutturali intrinseci per un utilizzo in un contesto operativo reale: la natura "desktop-</w:t>
+      </w:r>
+      <w:proofErr w:type="spellStart"/>
+      <w:r>
+        <w:rPr>
+          <w:rFonts w:ascii="Arial" w:eastAsia="Times New Roman" w:hAnsi="Arial" w:cs="Arial"/>
+          <w:kern w:val="0"/>
+          <w:lang w:eastAsia="it-IT"/>
+          <w14:ligatures w14:val="none"/>
+        </w:rPr>
+        <w:t>only</w:t>
+      </w:r>
+      <w:proofErr w:type="spellEnd"/>
+      <w:r>
+        <w:rPr>
+          <w:rFonts w:ascii="Arial" w:eastAsia="Times New Roman" w:hAnsi="Arial" w:cs="Arial"/>
+          <w:kern w:val="0"/>
+          <w:lang w:eastAsia="it-IT"/>
+          <w14:ligatures w14:val="none"/>
+        </w:rPr>
+        <w:t>" dell'applicazione e l'utilizzo di un database embedded (H2) rendevano il sistema poco flessibile e difficilmente accessibile in mobilità.</w:t>
+      </w:r>
+    </w:p>
+    <w:p>
+      <w:pPr>
+        <w:spacing w:before="100" w:beforeAutospacing="1" w:after="100" w:afterAutospacing="1" w:line="240" w:lineRule="auto"/>
+        <w:outlineLvl w:val="1"/>
+        <w:rPr>
+          <w:rFonts w:ascii="Arial" w:eastAsia="Times New Roman" w:hAnsi="Arial" w:cs="Arial"/>
+          <w:b/>
+          <w:bCs/>
+          <w:kern w:val="0"/>
+          <w:sz w:val="36"/>
+          <w:szCs w:val="36"/>
+          <w:lang w:eastAsia="it-IT"/>
+          <w14:ligatures w14:val="none"/>
+        </w:rPr>
+      </w:pPr>
+      <w:r>
+        <w:rPr>
+          <w:rFonts w:ascii="Arial" w:eastAsia="Times New Roman" w:hAnsi="Arial" w:cs="Arial"/>
+          <w:b/>
+          <w:bCs/>
+          <w:kern w:val="0"/>
+          <w:sz w:val="36"/>
+          <w:szCs w:val="36"/>
+          <w:lang w:eastAsia="it-IT"/>
+          <w14:ligatures w14:val="none"/>
+        </w:rPr>
+        <w:t>1.2 Motivazioni del passaggio a Flutter</w:t>
+      </w:r>
+    </w:p>
+    <w:p>
+      <w:pPr>
+        <w:spacing w:before="100" w:beforeAutospacing="1" w:after="100" w:afterAutospacing="1" w:line="240" w:lineRule="auto"/>
+        <w:rPr>
+          <w:rFonts w:ascii="Arial" w:eastAsia="Times New Roman" w:hAnsi="Arial" w:cs="Arial"/>
+          <w:kern w:val="0"/>
+          <w:lang w:eastAsia="it-IT"/>
+          <w14:ligatures w14:val="none"/>
+        </w:rPr>
+      </w:pPr>
+      <w:r>
+        <w:rPr>
+          <w:rFonts w:ascii="Arial" w:eastAsia="Times New Roman" w:hAnsi="Arial" w:cs="Arial"/>
+          <w:kern w:val="0"/>
+          <w:lang w:eastAsia="it-IT"/>
+          <w14:ligatures w14:val="none"/>
+        </w:rPr>
+        <w:t xml:space="preserve">L'esigenza di trasformare un prototipo accademico in una soluzione applicativa moderna ha guidato la scelta verso </w:t>
+      </w:r>
+      <w:r>
+        <w:rPr>
+          <w:rFonts w:ascii="Arial" w:eastAsia="Times New Roman" w:hAnsi="Arial" w:cs="Arial"/>
+          <w:b/>
+          <w:bCs/>
+          <w:kern w:val="0"/>
+          <w:lang w:eastAsia="it-IT"/>
+          <w14:ligatures w14:val="none"/>
+        </w:rPr>
+        <w:t>Flutter</w:t>
+      </w:r>
+      <w:r>
+        <w:rPr>
+          <w:rFonts w:ascii="Arial" w:eastAsia="Times New Roman" w:hAnsi="Arial" w:cs="Arial"/>
+          <w:kern w:val="0"/>
+          <w:lang w:eastAsia="it-IT"/>
+          <w14:ligatures w14:val="none"/>
+        </w:rPr>
+        <w:t>, il framework UI di Google per lo sviluppo multipiattaforma. Le motivazioni principali che hanno spinto a questa reingegnerizzazione sono state:</w:t>
+      </w:r>
+    </w:p>
+    <w:p>
+      <w:pPr>
+        <w:numPr>
+          <w:ilvl w:val="0"/>
+          <w:numId w:val="7"/>
+        </w:numPr>
+        <w:spacing w:before="100" w:beforeAutospacing="1" w:after="100" w:afterAutospacing="1" w:line="240" w:lineRule="auto"/>
+        <w:rPr>
+          <w:rFonts w:ascii="Arial" w:eastAsia="Times New Roman" w:hAnsi="Arial" w:cs="Arial"/>
+          <w:kern w:val="0"/>
+          <w:lang w:eastAsia="it-IT"/>
+          <w14:ligatures w14:val="none"/>
+        </w:rPr>
+      </w:pPr>
+      <w:r>
+        <w:rPr>
+          <w:rFonts w:ascii="Arial" w:eastAsia="Times New Roman" w:hAnsi="Arial" w:cs="Arial"/>
+          <w:b/>
+          <w:bCs/>
+          <w:kern w:val="0"/>
+          <w:lang w:eastAsia="it-IT"/>
+          <w14:ligatures w14:val="none"/>
+        </w:rPr>
+        <w:t>Necessità di mobilità</w:t>
+      </w:r>
+      <w:r>
+        <w:rPr>
+          <w:rFonts w:ascii="Arial" w:eastAsia="Times New Roman" w:hAnsi="Arial" w:cs="Arial"/>
+          <w:kern w:val="0"/>
+          <w:lang w:eastAsia="it-IT"/>
+          <w14:ligatures w14:val="none"/>
+        </w:rPr>
+        <w:t>: Un gestore di flotta o un driver deve poter interagire con il sistema direttamente sul campo (es. durante la consegna di un veicolo o la segnalazione di un guasto), rendendo l'approccio mobile-first imprescindibile.</w:t>
+      </w:r>
+    </w:p>
+    <w:p>
+      <w:pPr>
+        <w:numPr>
+          <w:ilvl w:val="0"/>
+          <w:numId w:val="7"/>
+        </w:numPr>
+        <w:spacing w:before="100" w:beforeAutospacing="1" w:after="100" w:afterAutospacing="1" w:line="240" w:lineRule="auto"/>
+        <w:rPr>
+          <w:rFonts w:ascii="Arial" w:eastAsia="Times New Roman" w:hAnsi="Arial" w:cs="Arial"/>
+          <w:kern w:val="0"/>
+          <w:lang w:eastAsia="it-IT"/>
+          <w14:ligatures w14:val="none"/>
+        </w:rPr>
+      </w:pPr>
+      <w:r>
+        <w:rPr>
+          <w:rFonts w:ascii="Arial" w:eastAsia="Times New Roman" w:hAnsi="Arial" w:cs="Arial"/>
+          <w:b/>
+          <w:bCs/>
+          <w:kern w:val="0"/>
+          <w:lang w:eastAsia="it-IT"/>
+          <w14:ligatures w14:val="none"/>
+        </w:rPr>
+        <w:t>Scalabilità dell'architettura</w:t>
+      </w:r>
+      <w:r>
+        <w:rPr>
+          <w:rFonts w:ascii="Arial" w:eastAsia="Times New Roman" w:hAnsi="Arial" w:cs="Arial"/>
+          <w:kern w:val="0"/>
+          <w:lang w:eastAsia="it-IT"/>
+          <w14:ligatures w14:val="none"/>
+        </w:rPr>
+        <w:t>: Il passaggio da una persistenza locale a un database reale (e centralizzato) permette la gestione di una concorrenza vera, superando i limiti del file system locale utilizzato nella versione Java.</w:t>
+      </w:r>
+    </w:p>
+    <w:p>
+      <w:pPr>
+        <w:numPr>
+          <w:ilvl w:val="0"/>
+          <w:numId w:val="7"/>
+        </w:numPr>
+        <w:spacing w:before="100" w:beforeAutospacing="1" w:after="100" w:afterAutospacing="1" w:line="240" w:lineRule="auto"/>
+        <w:rPr>
+          <w:rFonts w:ascii="Arial" w:eastAsia="Times New Roman" w:hAnsi="Arial" w:cs="Arial"/>
+          <w:kern w:val="0"/>
+          <w:lang w:eastAsia="it-IT"/>
+          <w14:ligatures w14:val="none"/>
+        </w:rPr>
+      </w:pPr>
+      <w:r>
+        <w:rPr>
+          <w:rFonts w:ascii="Arial" w:eastAsia="Times New Roman" w:hAnsi="Arial" w:cs="Arial"/>
+          <w:b/>
+          <w:bCs/>
+          <w:kern w:val="0"/>
+          <w:lang w:eastAsia="it-IT"/>
+          <w14:ligatures w14:val="none"/>
+        </w:rPr>
+        <w:t>User Experience</w:t>
+      </w:r>
+      <w:r>
+        <w:rPr>
+          <w:rFonts w:ascii="Arial" w:eastAsia="Times New Roman" w:hAnsi="Arial" w:cs="Arial"/>
+          <w:kern w:val="0"/>
+          <w:lang w:eastAsia="it-IT"/>
+          <w14:ligatures w14:val="none"/>
+        </w:rPr>
+        <w:t xml:space="preserve">: La possibilità di offrire un'interfaccia reattiva e coerente su Android, iOS e Web con un unico </w:t>
+      </w:r>
+      <w:proofErr w:type="spellStart"/>
+      <w:r>
+        <w:rPr>
+          <w:rFonts w:ascii="Arial" w:eastAsia="Times New Roman" w:hAnsi="Arial" w:cs="Arial"/>
+          <w:kern w:val="0"/>
+          <w:lang w:eastAsia="it-IT"/>
+          <w14:ligatures w14:val="none"/>
+        </w:rPr>
+        <w:t>codebase</w:t>
+      </w:r>
+      <w:proofErr w:type="spellEnd"/>
+      <w:r>
+        <w:rPr>
+          <w:rFonts w:ascii="Arial" w:eastAsia="Times New Roman" w:hAnsi="Arial" w:cs="Arial"/>
+          <w:kern w:val="0"/>
+          <w:lang w:eastAsia="it-IT"/>
+          <w14:ligatures w14:val="none"/>
+        </w:rPr>
+        <w:t>, riducendo drasticamente i tempi di sviluppo e manutenzione.</w:t>
+      </w:r>
+    </w:p>
+    <w:p>
+      <w:pPr>
+        <w:spacing w:before="100" w:beforeAutospacing="1" w:after="100" w:afterAutospacing="1" w:line="240" w:lineRule="auto"/>
+        <w:outlineLvl w:val="1"/>
+        <w:rPr>
+          <w:rFonts w:ascii="Arial" w:eastAsia="Times New Roman" w:hAnsi="Arial" w:cs="Arial"/>
+          <w:b/>
+          <w:bCs/>
+          <w:kern w:val="0"/>
+          <w:sz w:val="36"/>
+          <w:szCs w:val="36"/>
+          <w:lang w:eastAsia="it-IT"/>
+          <w14:ligatures w14:val="none"/>
+        </w:rPr>
+      </w:pPr>
+      <w:r>
+        <w:rPr>
+          <w:rFonts w:ascii="Arial" w:eastAsia="Times New Roman" w:hAnsi="Arial" w:cs="Arial"/>
+          <w:b/>
+          <w:bCs/>
+          <w:kern w:val="0"/>
+          <w:sz w:val="36"/>
+          <w:szCs w:val="36"/>
+          <w:lang w:eastAsia="it-IT"/>
+          <w14:ligatures w14:val="none"/>
+        </w:rPr>
+        <w:t>1.3 Obiettivi della tesi</w:t>
+      </w:r>
+    </w:p>
+    <w:p>
+      <w:pPr>
+        <w:spacing w:before="100" w:beforeAutospacing="1" w:after="100" w:afterAutospacing="1" w:line="240" w:lineRule="auto"/>
+        <w:rPr>
+          <w:rFonts w:ascii="Arial" w:eastAsia="Times New Roman" w:hAnsi="Arial" w:cs="Arial"/>
+          <w:kern w:val="0"/>
+          <w:lang w:eastAsia="it-IT"/>
+          <w14:ligatures w14:val="none"/>
+        </w:rPr>
+      </w:pPr>
+      <w:r>
+        <w:rPr>
+          <w:rFonts w:ascii="Arial" w:eastAsia="Times New Roman" w:hAnsi="Arial" w:cs="Arial"/>
+          <w:kern w:val="0"/>
+          <w:lang w:eastAsia="it-IT"/>
+          <w14:ligatures w14:val="none"/>
+        </w:rPr>
+        <w:t xml:space="preserve">L'obiettivo di questa tesi è descrivere l'intero processo di migrazione e sviluppo del nuovo ecosistema </w:t>
+      </w:r>
+      <w:proofErr w:type="spellStart"/>
+      <w:r>
+        <w:rPr>
+          <w:rFonts w:ascii="Arial" w:eastAsia="Times New Roman" w:hAnsi="Arial" w:cs="Arial"/>
+          <w:i/>
+          <w:iCs/>
+          <w:kern w:val="0"/>
+          <w:lang w:eastAsia="it-IT"/>
+          <w14:ligatures w14:val="none"/>
+        </w:rPr>
+        <w:t>FleetManager</w:t>
+      </w:r>
+      <w:proofErr w:type="spellEnd"/>
+      <w:r>
+        <w:rPr>
+          <w:rFonts w:ascii="Arial" w:eastAsia="Times New Roman" w:hAnsi="Arial" w:cs="Arial"/>
+          <w:kern w:val="0"/>
+          <w:lang w:eastAsia="it-IT"/>
+          <w14:ligatures w14:val="none"/>
+        </w:rPr>
+        <w:t>. Partendo dalla solida base logica e documentale del vecchio progetto (Analisi dei Requisiti e Design), si illustrerà come questa sia stata adattata e potenziata.</w:t>
+      </w:r>
+    </w:p>
+    <w:p>
+      <w:pPr>
+        <w:spacing w:before="100" w:beforeAutospacing="1" w:after="100" w:afterAutospacing="1" w:line="240" w:lineRule="auto"/>
+        <w:rPr>
+          <w:rFonts w:ascii="Arial" w:eastAsia="Times New Roman" w:hAnsi="Arial" w:cs="Arial"/>
+          <w:kern w:val="0"/>
+          <w:lang w:eastAsia="it-IT"/>
+          <w14:ligatures w14:val="none"/>
+        </w:rPr>
+      </w:pPr>
+      <w:r>
+        <w:rPr>
+          <w:rFonts w:ascii="Arial" w:eastAsia="Times New Roman" w:hAnsi="Arial" w:cs="Arial"/>
+          <w:kern w:val="0"/>
+          <w:lang w:eastAsia="it-IT"/>
+          <w14:ligatures w14:val="none"/>
+        </w:rPr>
+        <w:t>In particolare, il lavoro si concentra su:</w:t>
+      </w:r>
+    </w:p>
+    <w:p>
+      <w:pPr>
+        <w:numPr>
+          <w:ilvl w:val="0"/>
+          <w:numId w:val="8"/>
+        </w:numPr>
+        <w:spacing w:before="100" w:beforeAutospacing="1" w:after="100" w:afterAutospacing="1" w:line="240" w:lineRule="auto"/>
+        <w:rPr>
+          <w:rFonts w:ascii="Arial" w:eastAsia="Times New Roman" w:hAnsi="Arial" w:cs="Arial"/>
+          <w:kern w:val="0"/>
+          <w:lang w:eastAsia="it-IT"/>
+          <w14:ligatures w14:val="none"/>
+        </w:rPr>
+      </w:pPr>
+      <w:r>
+        <w:rPr>
+          <w:rFonts w:ascii="Arial" w:eastAsia="Times New Roman" w:hAnsi="Arial" w:cs="Arial"/>
+          <w:kern w:val="0"/>
+          <w:lang w:eastAsia="it-IT"/>
+          <w14:ligatures w14:val="none"/>
+        </w:rPr>
+        <w:t xml:space="preserve">La ridefinizione del </w:t>
+      </w:r>
+      <w:r>
+        <w:rPr>
+          <w:rFonts w:ascii="Arial" w:eastAsia="Times New Roman" w:hAnsi="Arial" w:cs="Arial"/>
+          <w:b/>
+          <w:bCs/>
+          <w:kern w:val="0"/>
+          <w:lang w:eastAsia="it-IT"/>
+          <w14:ligatures w14:val="none"/>
+        </w:rPr>
+        <w:t>modello dei dati</w:t>
+      </w:r>
+      <w:r>
+        <w:rPr>
+          <w:rFonts w:ascii="Arial" w:eastAsia="Times New Roman" w:hAnsi="Arial" w:cs="Arial"/>
+          <w:kern w:val="0"/>
+          <w:lang w:eastAsia="it-IT"/>
+          <w14:ligatures w14:val="none"/>
+        </w:rPr>
+        <w:t xml:space="preserve"> per un DBMS professionale.</w:t>
+      </w:r>
+    </w:p>
+    <w:p>
+      <w:pPr>
+        <w:numPr>
+          <w:ilvl w:val="0"/>
+          <w:numId w:val="8"/>
+        </w:numPr>
+        <w:spacing w:before="100" w:beforeAutospacing="1" w:after="100" w:afterAutospacing="1" w:line="240" w:lineRule="auto"/>
+        <w:rPr>
+          <w:rFonts w:ascii="Arial" w:eastAsia="Times New Roman" w:hAnsi="Arial" w:cs="Arial"/>
+          <w:kern w:val="0"/>
+          <w:lang w:eastAsia="it-IT"/>
+          <w14:ligatures w14:val="none"/>
+        </w:rPr>
+      </w:pPr>
+      <w:r>
+        <w:rPr>
+          <w:rFonts w:ascii="Arial" w:eastAsia="Times New Roman" w:hAnsi="Arial" w:cs="Arial"/>
+          <w:kern w:val="0"/>
+          <w:lang w:eastAsia="it-IT"/>
+          <w14:ligatures w14:val="none"/>
+        </w:rPr>
+        <w:t xml:space="preserve">La trasposizione della logica di business da Java a </w:t>
+      </w:r>
+      <w:r>
+        <w:rPr>
+          <w:rFonts w:ascii="Arial" w:eastAsia="Times New Roman" w:hAnsi="Arial" w:cs="Arial"/>
+          <w:b/>
+          <w:bCs/>
+          <w:kern w:val="0"/>
+          <w:lang w:eastAsia="it-IT"/>
+          <w14:ligatures w14:val="none"/>
+        </w:rPr>
+        <w:t>Dart</w:t>
+      </w:r>
+      <w:r>
+        <w:rPr>
+          <w:rFonts w:ascii="Arial" w:eastAsia="Times New Roman" w:hAnsi="Arial" w:cs="Arial"/>
+          <w:kern w:val="0"/>
+          <w:lang w:eastAsia="it-IT"/>
+          <w14:ligatures w14:val="none"/>
+        </w:rPr>
+        <w:t>, sfruttando i pattern di gestione dello stato propri di Flutter.</w:t>
+      </w:r>
+    </w:p>
+    <w:p>
+      <w:pPr>
+        <w:numPr>
+          <w:ilvl w:val="0"/>
+          <w:numId w:val="8"/>
+        </w:numPr>
+        <w:spacing w:before="100" w:beforeAutospacing="1" w:after="100" w:afterAutospacing="1" w:line="240" w:lineRule="auto"/>
+        <w:rPr>
+          <w:rFonts w:ascii="Arial" w:eastAsia="Times New Roman" w:hAnsi="Arial" w:cs="Arial"/>
+          <w:kern w:val="0"/>
+          <w:lang w:eastAsia="it-IT"/>
+          <w14:ligatures w14:val="none"/>
+        </w:rPr>
+      </w:pPr>
+      <w:r>
+        <w:rPr>
+          <w:rFonts w:ascii="Arial" w:eastAsia="Times New Roman" w:hAnsi="Arial" w:cs="Arial"/>
+          <w:kern w:val="0"/>
+          <w:lang w:eastAsia="it-IT"/>
+          <w14:ligatures w14:val="none"/>
+        </w:rPr>
+        <w:t xml:space="preserve">La progettazione di una </w:t>
+      </w:r>
+      <w:r>
+        <w:rPr>
+          <w:rFonts w:ascii="Arial" w:eastAsia="Times New Roman" w:hAnsi="Arial" w:cs="Arial"/>
+          <w:b/>
+          <w:bCs/>
+          <w:kern w:val="0"/>
+          <w:lang w:eastAsia="it-IT"/>
+          <w14:ligatures w14:val="none"/>
+        </w:rPr>
+        <w:t>UI/UX moderna</w:t>
+      </w:r>
+      <w:r>
+        <w:rPr>
+          <w:rFonts w:ascii="Arial" w:eastAsia="Times New Roman" w:hAnsi="Arial" w:cs="Arial"/>
+          <w:kern w:val="0"/>
+          <w:lang w:eastAsia="it-IT"/>
+          <w14:ligatures w14:val="none"/>
+        </w:rPr>
+        <w:t>, pensata per diversi ruoli utente (Manager e Driver) in un contesto cross-platform</w:t>
+      </w:r>
+    </w:p>
+    <w:p>
+      <w:pPr>
+        <w:numPr>
+          <w:ilvl w:val="0"/>
+          <w:numId w:val="8"/>
+        </w:numPr>
+        <w:spacing w:before="100" w:beforeAutospacing="1" w:after="100" w:afterAutospacing="1" w:line="240" w:lineRule="auto"/>
+        <w:rPr>
+          <w:rFonts w:ascii="Arial" w:eastAsia="Times New Roman" w:hAnsi="Arial" w:cs="Arial"/>
+          <w:kern w:val="0"/>
+          <w:lang w:eastAsia="it-IT"/>
+          <w14:ligatures w14:val="none"/>
+        </w:rPr>
+      </w:pPr>
+      <w:r>
+        <w:rPr>
+          <w:rFonts w:ascii="Arial" w:eastAsia="Times New Roman" w:hAnsi="Arial" w:cs="Arial"/>
+          <w:kern w:val="0"/>
+          <w:lang w:eastAsia="it-IT"/>
+          <w14:ligatures w14:val="none"/>
+        </w:rPr>
+        <w:t>Implementazione di nuove funzionalità che rendono più completo e professionale il software</w:t>
+      </w:r>
+      <w:r>
+        <w:rPr>
+          <w:rFonts w:ascii="Arial" w:eastAsia="Times New Roman" w:hAnsi="Arial" w:cs="Arial"/>
+          <w:kern w:val="0"/>
+          <w:lang w:eastAsia="it-IT"/>
+          <w14:ligatures w14:val="none"/>
+        </w:rPr>
+        <w:t>.</w:t>
+      </w:r>
+    </w:p>
+    <w:p>
+      <w:pPr>
+        <w:rPr>
+          <w:rFonts w:ascii="Arial" w:hAnsi="Arial" w:cs="Arial"/>
+        </w:rPr>
+      </w:pPr>
+    </w:p>
     <w:sectPr>
       <w:pgSz w:w="11906" w:h="16838"/>
       <w:pgMar w:top="1417" w:right="1134" w:bottom="1134" w:left="1134" w:header="708" w:footer="708" w:gutter="0"/>
@@ -1710,6 +2994,119 @@
     </w:lvl>
   </w:abstractNum>
   <w:abstractNum w:abstractNumId="2" w15:restartNumberingAfterBreak="0">
+    <w:nsid w:val="109E1FC3"/>
+    <w:multiLevelType w:val="multilevel"/>
+    <w:tmpl w:val="59F2F9AC"/>
+    <w:lvl w:ilvl="0">
+      <w:start w:val="1"/>
+      <w:numFmt w:val="decimal"/>
+      <w:lvlText w:val="%1."/>
+      <w:lvlJc w:val="left"/>
+      <w:pPr>
+        <w:tabs>
+          <w:tab w:val="num" w:pos="720"/>
+        </w:tabs>
+        <w:ind w:left="720" w:hanging="360"/>
+      </w:pPr>
+    </w:lvl>
+    <w:lvl w:ilvl="1" w:tentative="1">
+      <w:start w:val="1"/>
+      <w:numFmt w:val="decimal"/>
+      <w:lvlText w:val="%2."/>
+      <w:lvlJc w:val="left"/>
+      <w:pPr>
+        <w:tabs>
+          <w:tab w:val="num" w:pos="1440"/>
+        </w:tabs>
+        <w:ind w:left="1440" w:hanging="360"/>
+      </w:pPr>
+    </w:lvl>
+    <w:lvl w:ilvl="2" w:tentative="1">
+      <w:start w:val="1"/>
+      <w:numFmt w:val="decimal"/>
+      <w:lvlText w:val="%3."/>
+      <w:lvlJc w:val="left"/>
+      <w:pPr>
+        <w:tabs>
+          <w:tab w:val="num" w:pos="2160"/>
+        </w:tabs>
+        <w:ind w:left="2160" w:hanging="360"/>
+      </w:pPr>
+    </w:lvl>
+    <w:lvl w:ilvl="3" w:tentative="1">
+      <w:start w:val="1"/>
+      <w:numFmt w:val="decimal"/>
+      <w:lvlText w:val="%4."/>
+      <w:lvlJc w:val="left"/>
+      <w:pPr>
+        <w:tabs>
+          <w:tab w:val="num" w:pos="2880"/>
+        </w:tabs>
+        <w:ind w:left="2880" w:hanging="360"/>
+      </w:pPr>
+    </w:lvl>
+    <w:lvl w:ilvl="4" w:tentative="1">
+      <w:start w:val="1"/>
+      <w:numFmt w:val="decimal"/>
+      <w:lvlText w:val="%5."/>
+      <w:lvlJc w:val="left"/>
+      <w:pPr>
+        <w:tabs>
+          <w:tab w:val="num" w:pos="3600"/>
+        </w:tabs>
+        <w:ind w:left="3600" w:hanging="360"/>
+      </w:pPr>
+    </w:lvl>
+    <w:lvl w:ilvl="5" w:tentative="1">
+      <w:start w:val="1"/>
+      <w:numFmt w:val="decimal"/>
+      <w:lvlText w:val="%6."/>
+      <w:lvlJc w:val="left"/>
+      <w:pPr>
+        <w:tabs>
+          <w:tab w:val="num" w:pos="4320"/>
+        </w:tabs>
+        <w:ind w:left="4320" w:hanging="360"/>
+      </w:pPr>
+    </w:lvl>
+    <w:lvl w:ilvl="6" w:tentative="1">
+      <w:start w:val="1"/>
+      <w:numFmt w:val="decimal"/>
+      <w:lvlText w:val="%7."/>
+      <w:lvlJc w:val="left"/>
+      <w:pPr>
+        <w:tabs>
+          <w:tab w:val="num" w:pos="5040"/>
+        </w:tabs>
+        <w:ind w:left="5040" w:hanging="360"/>
+      </w:pPr>
+    </w:lvl>
+    <w:lvl w:ilvl="7" w:tentative="1">
+      <w:start w:val="1"/>
+      <w:numFmt w:val="decimal"/>
+      <w:lvlText w:val="%8."/>
+      <w:lvlJc w:val="left"/>
+      <w:pPr>
+        <w:tabs>
+          <w:tab w:val="num" w:pos="5760"/>
+        </w:tabs>
+        <w:ind w:left="5760" w:hanging="360"/>
+      </w:pPr>
+    </w:lvl>
+    <w:lvl w:ilvl="8" w:tentative="1">
+      <w:start w:val="1"/>
+      <w:numFmt w:val="decimal"/>
+      <w:lvlText w:val="%9."/>
+      <w:lvlJc w:val="left"/>
+      <w:pPr>
+        <w:tabs>
+          <w:tab w:val="num" w:pos="6480"/>
+        </w:tabs>
+        <w:ind w:left="6480" w:hanging="360"/>
+      </w:pPr>
+    </w:lvl>
+  </w:abstractNum>
+  <w:abstractNum w:abstractNumId="3" w15:restartNumberingAfterBreak="0">
     <w:nsid w:val="1CA0652C"/>
     <w:multiLevelType w:val="multilevel"/>
     <w:tmpl w:val="43A8ECD4"/>
@@ -1858,7 +3255,7 @@
       </w:rPr>
     </w:lvl>
   </w:abstractNum>
-  <w:abstractNum w:abstractNumId="3" w15:restartNumberingAfterBreak="0">
+  <w:abstractNum w:abstractNumId="4" w15:restartNumberingAfterBreak="0">
     <w:nsid w:val="2E22085D"/>
     <w:multiLevelType w:val="multilevel"/>
     <w:tmpl w:val="129C5964"/>
@@ -2007,7 +3404,7 @@
       </w:rPr>
     </w:lvl>
   </w:abstractNum>
-  <w:abstractNum w:abstractNumId="4" w15:restartNumberingAfterBreak="0">
+  <w:abstractNum w:abstractNumId="5" w15:restartNumberingAfterBreak="0">
     <w:nsid w:val="3ABB63E2"/>
     <w:multiLevelType w:val="multilevel"/>
     <w:tmpl w:val="615808C4"/>
@@ -2156,10 +3553,159 @@
       </w:rPr>
     </w:lvl>
   </w:abstractNum>
-  <w:abstractNum w:abstractNumId="5" w15:restartNumberingAfterBreak="0">
+  <w:abstractNum w:abstractNumId="6" w15:restartNumberingAfterBreak="0">
     <w:nsid w:val="40A254D5"/>
     <w:multiLevelType w:val="multilevel"/>
     <w:tmpl w:val="4D3A2882"/>
+    <w:lvl w:ilvl="0">
+      <w:start w:val="1"/>
+      <w:numFmt w:val="bullet"/>
+      <w:lvlText w:val=""/>
+      <w:lvlJc w:val="left"/>
+      <w:pPr>
+        <w:tabs>
+          <w:tab w:val="num" w:pos="720"/>
+        </w:tabs>
+        <w:ind w:left="720" w:hanging="360"/>
+      </w:pPr>
+      <w:rPr>
+        <w:rFonts w:ascii="Symbol" w:hAnsi="Symbol" w:hint="default"/>
+        <w:sz w:val="20"/>
+      </w:rPr>
+    </w:lvl>
+    <w:lvl w:ilvl="1" w:tentative="1">
+      <w:start w:val="1"/>
+      <w:numFmt w:val="bullet"/>
+      <w:lvlText w:val="o"/>
+      <w:lvlJc w:val="left"/>
+      <w:pPr>
+        <w:tabs>
+          <w:tab w:val="num" w:pos="1440"/>
+        </w:tabs>
+        <w:ind w:left="1440" w:hanging="360"/>
+      </w:pPr>
+      <w:rPr>
+        <w:rFonts w:ascii="Courier New" w:hAnsi="Courier New" w:hint="default"/>
+        <w:sz w:val="20"/>
+      </w:rPr>
+    </w:lvl>
+    <w:lvl w:ilvl="2" w:tentative="1">
+      <w:start w:val="1"/>
+      <w:numFmt w:val="bullet"/>
+      <w:lvlText w:val=""/>
+      <w:lvlJc w:val="left"/>
+      <w:pPr>
+        <w:tabs>
+          <w:tab w:val="num" w:pos="2160"/>
+        </w:tabs>
+        <w:ind w:left="2160" w:hanging="360"/>
+      </w:pPr>
+      <w:rPr>
+        <w:rFonts w:ascii="Wingdings" w:hAnsi="Wingdings" w:hint="default"/>
+        <w:sz w:val="20"/>
+      </w:rPr>
+    </w:lvl>
+    <w:lvl w:ilvl="3" w:tentative="1">
+      <w:start w:val="1"/>
+      <w:numFmt w:val="bullet"/>
+      <w:lvlText w:val=""/>
+      <w:lvlJc w:val="left"/>
+      <w:pPr>
+        <w:tabs>
+          <w:tab w:val="num" w:pos="2880"/>
+        </w:tabs>
+        <w:ind w:left="2880" w:hanging="360"/>
+      </w:pPr>
+      <w:rPr>
+        <w:rFonts w:ascii="Wingdings" w:hAnsi="Wingdings" w:hint="default"/>
+        <w:sz w:val="20"/>
+      </w:rPr>
+    </w:lvl>
+    <w:lvl w:ilvl="4" w:tentative="1">
+      <w:start w:val="1"/>
+      <w:numFmt w:val="bullet"/>
+      <w:lvlText w:val=""/>
+      <w:lvlJc w:val="left"/>
+      <w:pPr>
+        <w:tabs>
+          <w:tab w:val="num" w:pos="3600"/>
+        </w:tabs>
+        <w:ind w:left="3600" w:hanging="360"/>
+      </w:pPr>
+      <w:rPr>
+        <w:rFonts w:ascii="Wingdings" w:hAnsi="Wingdings" w:hint="default"/>
+        <w:sz w:val="20"/>
+      </w:rPr>
+    </w:lvl>
+    <w:lvl w:ilvl="5" w:tentative="1">
+      <w:start w:val="1"/>
+      <w:numFmt w:val="bullet"/>
+      <w:lvlText w:val=""/>
+      <w:lvlJc w:val="left"/>
+      <w:pPr>
+        <w:tabs>
+          <w:tab w:val="num" w:pos="4320"/>
+        </w:tabs>
+        <w:ind w:left="4320" w:hanging="360"/>
+      </w:pPr>
+      <w:rPr>
+        <w:rFonts w:ascii="Wingdings" w:hAnsi="Wingdings" w:hint="default"/>
+        <w:sz w:val="20"/>
+      </w:rPr>
+    </w:lvl>
+    <w:lvl w:ilvl="6" w:tentative="1">
+      <w:start w:val="1"/>
+      <w:numFmt w:val="bullet"/>
+      <w:lvlText w:val=""/>
+      <w:lvlJc w:val="left"/>
+      <w:pPr>
+        <w:tabs>
+          <w:tab w:val="num" w:pos="5040"/>
+        </w:tabs>
+        <w:ind w:left="5040" w:hanging="360"/>
+      </w:pPr>
+      <w:rPr>
+        <w:rFonts w:ascii="Wingdings" w:hAnsi="Wingdings" w:hint="default"/>
+        <w:sz w:val="20"/>
+      </w:rPr>
+    </w:lvl>
+    <w:lvl w:ilvl="7" w:tentative="1">
+      <w:start w:val="1"/>
+      <w:numFmt w:val="bullet"/>
+      <w:lvlText w:val=""/>
+      <w:lvlJc w:val="left"/>
+      <w:pPr>
+        <w:tabs>
+          <w:tab w:val="num" w:pos="5760"/>
+        </w:tabs>
+        <w:ind w:left="5760" w:hanging="360"/>
+      </w:pPr>
+      <w:rPr>
+        <w:rFonts w:ascii="Wingdings" w:hAnsi="Wingdings" w:hint="default"/>
+        <w:sz w:val="20"/>
+      </w:rPr>
+    </w:lvl>
+    <w:lvl w:ilvl="8" w:tentative="1">
+      <w:start w:val="1"/>
+      <w:numFmt w:val="bullet"/>
+      <w:lvlText w:val=""/>
+      <w:lvlJc w:val="left"/>
+      <w:pPr>
+        <w:tabs>
+          <w:tab w:val="num" w:pos="6480"/>
+        </w:tabs>
+        <w:ind w:left="6480" w:hanging="360"/>
+      </w:pPr>
+      <w:rPr>
+        <w:rFonts w:ascii="Wingdings" w:hAnsi="Wingdings" w:hint="default"/>
+        <w:sz w:val="20"/>
+      </w:rPr>
+    </w:lvl>
+  </w:abstractNum>
+  <w:abstractNum w:abstractNumId="7" w15:restartNumberingAfterBreak="0">
+    <w:nsid w:val="665C3720"/>
+    <w:multiLevelType w:val="multilevel"/>
+    <w:tmpl w:val="275C63B4"/>
     <w:lvl w:ilvl="0">
       <w:start w:val="1"/>
       <w:numFmt w:val="bullet"/>
@@ -2309,19 +3855,25 @@
     <w:abstractNumId w:val="0"/>
   </w:num>
   <w:num w:numId="2" w16cid:durableId="1572694243">
-    <w:abstractNumId w:val="4"/>
+    <w:abstractNumId w:val="5"/>
   </w:num>
   <w:num w:numId="3" w16cid:durableId="1592111">
-    <w:abstractNumId w:val="2"/>
+    <w:abstractNumId w:val="3"/>
   </w:num>
   <w:num w:numId="4" w16cid:durableId="1456950965">
     <w:abstractNumId w:val="1"/>
   </w:num>
   <w:num w:numId="5" w16cid:durableId="596333594">
-    <w:abstractNumId w:val="5"/>
+    <w:abstractNumId w:val="6"/>
   </w:num>
   <w:num w:numId="6" w16cid:durableId="1724325069">
-    <w:abstractNumId w:val="3"/>
+    <w:abstractNumId w:val="4"/>
+  </w:num>
+  <w:num w:numId="7" w16cid:durableId="1117917802">
+    <w:abstractNumId w:val="7"/>
+  </w:num>
+  <w:num w:numId="8" w16cid:durableId="1742214867">
+    <w:abstractNumId w:val="2"/>
   </w:num>
 </w:numbering>
 </file>
